--- a/line-edit-packets/Chapter_8_Memory_Line_Edit.docx
+++ b/line-edit-packets/Chapter_8_Memory_Line_Edit.docx
@@ -158,7 +158,18 @@
           <w:i w:val="0"/>
           <w:sz w:val="22"/>
         </w:rPr>
-        <w:t>Why does memory preserve meaning better than detail? That question is this chapter's real subject, and answering it reframes forgetting itself: not as a flaw in an otherwise reliable recording system, but as the same compression this book keeps finding everywhere else — a system built to keep what's useful and let go of what isn't. Chapter 7 covered learning — how experience changes future behavior. Memory is the system that makes that possible: without some way of encoding, storing, and retrieving past experience, nothing learned on Monday could affect what happens on Tuesday. This chapter also picks up a thread Chapter 6 deliberately left thin — sleep's role in memory consolidation was anchored there only briefly, with H.M.'s case mentioned and explicitly deferred to this chapter, where it now gets full treatment. Going forward, working memory's limited capacity (Section 1) becomes a recurring constraint in Chapter 9's account of problem-solving and reasoning, and this chapter's account of reconstructive memory sets up Chapter 11's treatment of how groups distort shared recollections.</w:t>
+        <w:t>Why does memory preserve meaning better than detail? That question is this chapter's real subject, and answering it reframes forgetting itself: not as a flaw in an otherwise reliable recording system, but as the same compression this book keeps finding everywhere else — a system built to keep what's useful and let go of what isn't.</w:t>
+      </w:r>
+    </w:p>
+    <w:p>
+      <w:r>
+        <w:rPr>
+          <w:rFonts w:ascii="Calibri" w:hAnsi="Calibri"/>
+          <w:b w:val="0"/>
+          <w:i w:val="0"/>
+          <w:sz w:val="22"/>
+        </w:rPr>
+        <w:t>Chapter 7 covered learning — how experience changes future behavior. Memory is the system that makes that possible: without some way of encoding, storing, and retrieving past experience, nothing learned on Monday could affect what happens on Tuesday. This chapter also picks up a thread Chapter 6 deliberately left thin — sleep's role in memory consolidation was anchored there only briefly, with H.M.'s case mentioned and explicitly deferred to this chapter, where it now gets full treatment. Going forward, working memory's limited capacity (Section 1) becomes a recurring constraint in Chapter 9's account of problem-solving and reasoning, and this chapter's account of reconstructive memory sets up Chapter 11's treatment of how groups distort shared recollections.</w:t>
       </w:r>
     </w:p>
     <w:p>
@@ -318,7 +329,7 @@
           <w:i w:val="0"/>
           <w:sz w:val="22"/>
         </w:rPr>
-        <w:t xml:space="preserve">Before you can forget something, you have to actually get it into memory in the first place, and a great deal of what looks like "forgetting" is really a failure that happened at this very first step — information that was never encoded well enough to be available for storage at all. The most influential early account of how information moves into memory, the </w:t>
+        <w:t xml:space="preserve">Before you can forget something, you have to actually get it into memory in the first place, and a great deal of what looks like "forgetting" is really a failure that happened at this very first step — information that was never encoded well enough to be available for storage at all.</w:t>
       </w:r>
       <w:r>
         <w:rPr>
@@ -327,6 +338,89 @@
           <w:i w:val="0"/>
           <w:sz w:val="22"/>
         </w:rPr>
+        <w:t/>
+      </w:r>
+      <w:r>
+        <w:rPr>
+          <w:rFonts w:ascii="Calibri" w:hAnsi="Calibri"/>
+          <w:b w:val="0"/>
+          <w:i w:val="0"/>
+          <w:sz w:val="22"/>
+        </w:rPr>
+        <w:t xml:space="preserve"/>
+      </w:r>
+      <w:r>
+        <w:rPr>
+          <w:rFonts w:ascii="Calibri" w:hAnsi="Calibri"/>
+          <w:b/>
+          <w:i w:val="0"/>
+          <w:sz w:val="22"/>
+        </w:rPr>
+        <w:t/>
+      </w:r>
+      <w:r>
+        <w:rPr>
+          <w:rFonts w:ascii="Calibri" w:hAnsi="Calibri"/>
+          <w:b w:val="0"/>
+          <w:i w:val="0"/>
+          <w:sz w:val="22"/>
+        </w:rPr>
+        <w:t xml:space="preserve"/>
+      </w:r>
+      <w:r>
+        <w:rPr>
+          <w:rFonts w:ascii="Calibri" w:hAnsi="Calibri"/>
+          <w:b/>
+          <w:i w:val="0"/>
+          <w:sz w:val="22"/>
+        </w:rPr>
+        <w:t/>
+      </w:r>
+      <w:r>
+        <w:rPr>
+          <w:rFonts w:ascii="Calibri" w:hAnsi="Calibri"/>
+          <w:b w:val="0"/>
+          <w:i w:val="0"/>
+          <w:sz w:val="22"/>
+        </w:rPr>
+        <w:t xml:space="preserve"/>
+      </w:r>
+      <w:r>
+        <w:rPr>
+          <w:rFonts w:ascii="Calibri" w:hAnsi="Calibri"/>
+          <w:b/>
+          <w:i w:val="0"/>
+          <w:sz w:val="22"/>
+        </w:rPr>
+        <w:t/>
+      </w:r>
+      <w:r>
+        <w:rPr>
+          <w:rFonts w:ascii="Calibri" w:hAnsi="Calibri"/>
+          <w:b w:val="0"/>
+          <w:i w:val="0"/>
+          <w:sz w:val="22"/>
+        </w:rPr>
+        <w:t xml:space="preserve"/>
+      </w:r>
+    </w:p>
+    <w:p>
+      <w:r>
+        <w:rPr>
+          <w:rFonts w:ascii="Calibri" w:hAnsi="Calibri"/>
+          <w:b w:val="0"/>
+          <w:i w:val="0"/>
+          <w:sz w:val="22"/>
+        </w:rPr>
+        <w:t xml:space="preserve">The most influential early account of how information moves into memory, the </w:t>
+      </w:r>
+      <w:r>
+        <w:rPr>
+          <w:rFonts w:ascii="Calibri" w:hAnsi="Calibri"/>
+          <w:b/>
+          <w:i w:val="0"/>
+          <w:sz w:val="22"/>
+        </w:rPr>
         <w:t>Atkinson-Shiffrin three-box model</w:t>
       </w:r>
       <w:r>
@@ -336,7 +430,7 @@
           <w:i w:val="0"/>
           <w:sz w:val="22"/>
         </w:rPr>
-        <w:t xml:space="preserve">, proposed exactly three stages: a brief </w:t>
+        <w:t xml:space="preserve">, proposed exactly three stages:</w:t>
       </w:r>
       <w:r>
         <w:rPr>
@@ -345,6 +439,96 @@
           <w:i w:val="0"/>
           <w:sz w:val="22"/>
         </w:rPr>
+        <w:t/>
+      </w:r>
+      <w:r>
+        <w:rPr>
+          <w:rFonts w:ascii="Calibri" w:hAnsi="Calibri"/>
+          <w:b w:val="0"/>
+          <w:i w:val="0"/>
+          <w:sz w:val="22"/>
+        </w:rPr>
+        <w:t xml:space="preserve"/>
+      </w:r>
+      <w:r>
+        <w:rPr>
+          <w:rFonts w:ascii="Calibri" w:hAnsi="Calibri"/>
+          <w:b/>
+          <w:i w:val="0"/>
+          <w:sz w:val="22"/>
+        </w:rPr>
+        <w:t/>
+      </w:r>
+      <w:r>
+        <w:rPr>
+          <w:rFonts w:ascii="Calibri" w:hAnsi="Calibri"/>
+          <w:b w:val="0"/>
+          <w:i w:val="0"/>
+          <w:sz w:val="22"/>
+        </w:rPr>
+        <w:t xml:space="preserve"/>
+      </w:r>
+      <w:r>
+        <w:rPr>
+          <w:rFonts w:ascii="Calibri" w:hAnsi="Calibri"/>
+          <w:b/>
+          <w:i w:val="0"/>
+          <w:sz w:val="22"/>
+        </w:rPr>
+        <w:t/>
+      </w:r>
+      <w:r>
+        <w:rPr>
+          <w:rFonts w:ascii="Calibri" w:hAnsi="Calibri"/>
+          <w:b w:val="0"/>
+          <w:i w:val="0"/>
+          <w:sz w:val="22"/>
+        </w:rPr>
+        <w:t xml:space="preserve"/>
+      </w:r>
+    </w:p>
+    <w:p>
+      <w:pPr>
+        <w:pStyle w:val="ListBullet"/>
+        <w:numPr>
+          <w:ilvl w:val="0"/>
+          <w:numId w:val="11"/>
+        </w:numPr>
+      </w:pPr>
+      <w:r>
+        <w:rPr>
+          <w:rFonts w:ascii="Calibri" w:hAnsi="Calibri"/>
+          <w:b w:val="0"/>
+          <w:i w:val="0"/>
+          <w:sz w:val="22"/>
+        </w:rPr>
+        <w:t xml:space="preserve"/>
+      </w:r>
+      <w:r>
+        <w:rPr>
+          <w:rFonts w:ascii="Calibri" w:hAnsi="Calibri"/>
+          <w:b/>
+          <w:i w:val="0"/>
+          <w:sz w:val="22"/>
+        </w:rPr>
+        <w:t/>
+      </w:r>
+      <w:r>
+        <w:rPr>
+          <w:rFonts w:ascii="Calibri" w:hAnsi="Calibri"/>
+          <w:b w:val="0"/>
+          <w:i w:val="0"/>
+          <w:sz w:val="22"/>
+        </w:rPr>
+        <w:t xml:space="preserve">a brief </w:t>
+      </w:r>
+      <w:r>
+        <w:rPr>
+          <w:rFonts w:ascii="Calibri" w:hAnsi="Calibri"/>
+          <w:b/>
+          <w:i w:val="0"/>
+          <w:sz w:val="22"/>
+        </w:rPr>
         <w:t>sensory memory</w:t>
       </w:r>
       <w:r>
@@ -354,7 +538,7 @@
           <w:i w:val="0"/>
           <w:sz w:val="22"/>
         </w:rPr>
-        <w:t xml:space="preserve"> that holds a high-capacity, rapidly decaying sensory trace of incoming information for a fraction of a second, a limited-capacity </w:t>
+        <w:t xml:space="preserve"> that holds a high-capacity, rapidly decaying sensory trace of incoming information for a fraction of a second</w:t>
       </w:r>
       <w:r>
         <w:rPr>
@@ -363,6 +547,96 @@
           <w:i w:val="0"/>
           <w:sz w:val="22"/>
         </w:rPr>
+        <w:t/>
+      </w:r>
+      <w:r>
+        <w:rPr>
+          <w:rFonts w:ascii="Calibri" w:hAnsi="Calibri"/>
+          <w:b w:val="0"/>
+          <w:i w:val="0"/>
+          <w:sz w:val="22"/>
+        </w:rPr>
+        <w:t xml:space="preserve"/>
+      </w:r>
+      <w:r>
+        <w:rPr>
+          <w:rFonts w:ascii="Calibri" w:hAnsi="Calibri"/>
+          <w:b/>
+          <w:i w:val="0"/>
+          <w:sz w:val="22"/>
+        </w:rPr>
+        <w:t/>
+      </w:r>
+      <w:r>
+        <w:rPr>
+          <w:rFonts w:ascii="Calibri" w:hAnsi="Calibri"/>
+          <w:b w:val="0"/>
+          <w:i w:val="0"/>
+          <w:sz w:val="22"/>
+        </w:rPr>
+        <w:t xml:space="preserve"/>
+      </w:r>
+    </w:p>
+    <w:p>
+      <w:pPr>
+        <w:pStyle w:val="ListBullet"/>
+        <w:numPr>
+          <w:ilvl w:val="0"/>
+          <w:numId w:val="11"/>
+        </w:numPr>
+      </w:pPr>
+      <w:r>
+        <w:rPr>
+          <w:rFonts w:ascii="Calibri" w:hAnsi="Calibri"/>
+          <w:b w:val="0"/>
+          <w:i w:val="0"/>
+          <w:sz w:val="22"/>
+        </w:rPr>
+        <w:t xml:space="preserve"/>
+      </w:r>
+      <w:r>
+        <w:rPr>
+          <w:rFonts w:ascii="Calibri" w:hAnsi="Calibri"/>
+          <w:b/>
+          <w:i w:val="0"/>
+          <w:sz w:val="22"/>
+        </w:rPr>
+        <w:t/>
+      </w:r>
+      <w:r>
+        <w:rPr>
+          <w:rFonts w:ascii="Calibri" w:hAnsi="Calibri"/>
+          <w:b w:val="0"/>
+          <w:i w:val="0"/>
+          <w:sz w:val="22"/>
+        </w:rPr>
+        <w:t xml:space="preserve"/>
+      </w:r>
+      <w:r>
+        <w:rPr>
+          <w:rFonts w:ascii="Calibri" w:hAnsi="Calibri"/>
+          <w:b/>
+          <w:i w:val="0"/>
+          <w:sz w:val="22"/>
+        </w:rPr>
+        <w:t/>
+      </w:r>
+      <w:r>
+        <w:rPr>
+          <w:rFonts w:ascii="Calibri" w:hAnsi="Calibri"/>
+          <w:b w:val="0"/>
+          <w:i w:val="0"/>
+          <w:sz w:val="22"/>
+        </w:rPr>
+        <w:t xml:space="preserve">a limited-capacity </w:t>
+      </w:r>
+      <w:r>
+        <w:rPr>
+          <w:rFonts w:ascii="Calibri" w:hAnsi="Calibri"/>
+          <w:b/>
+          <w:i w:val="0"/>
+          <w:sz w:val="22"/>
+        </w:rPr>
         <w:t>short-term memory (STM)</w:t>
       </w:r>
       <w:r>
@@ -372,7 +646,7 @@
           <w:i w:val="0"/>
           <w:sz w:val="22"/>
         </w:rPr>
-        <w:t xml:space="preserve"> that holds a small amount of information for roughly seconds to a minute unless something is done to keep it active, and a </w:t>
+        <w:t xml:space="preserve"> that holds a small amount of information for roughly seconds to a minute unless something is done to keep it active</w:t>
       </w:r>
       <w:r>
         <w:rPr>
@@ -381,6 +655,96 @@
           <w:i w:val="0"/>
           <w:sz w:val="22"/>
         </w:rPr>
+        <w:t/>
+      </w:r>
+      <w:r>
+        <w:rPr>
+          <w:rFonts w:ascii="Calibri" w:hAnsi="Calibri"/>
+          <w:b w:val="0"/>
+          <w:i w:val="0"/>
+          <w:sz w:val="22"/>
+        </w:rPr>
+        <w:t xml:space="preserve"/>
+      </w:r>
+    </w:p>
+    <w:p>
+      <w:pPr>
+        <w:pStyle w:val="ListBullet"/>
+        <w:numPr>
+          <w:ilvl w:val="0"/>
+          <w:numId w:val="11"/>
+        </w:numPr>
+      </w:pPr>
+      <w:r>
+        <w:rPr>
+          <w:rFonts w:ascii="Calibri" w:hAnsi="Calibri"/>
+          <w:b w:val="0"/>
+          <w:i w:val="0"/>
+          <w:sz w:val="22"/>
+        </w:rPr>
+        <w:t xml:space="preserve"/>
+      </w:r>
+      <w:r>
+        <w:rPr>
+          <w:rFonts w:ascii="Calibri" w:hAnsi="Calibri"/>
+          <w:b/>
+          <w:i w:val="0"/>
+          <w:sz w:val="22"/>
+        </w:rPr>
+        <w:t/>
+      </w:r>
+      <w:r>
+        <w:rPr>
+          <w:rFonts w:ascii="Calibri" w:hAnsi="Calibri"/>
+          <w:b w:val="0"/>
+          <w:i w:val="0"/>
+          <w:sz w:val="22"/>
+        </w:rPr>
+        <w:t xml:space="preserve"/>
+      </w:r>
+      <w:r>
+        <w:rPr>
+          <w:rFonts w:ascii="Calibri" w:hAnsi="Calibri"/>
+          <w:b/>
+          <w:i w:val="0"/>
+          <w:sz w:val="22"/>
+        </w:rPr>
+        <w:t/>
+      </w:r>
+      <w:r>
+        <w:rPr>
+          <w:rFonts w:ascii="Calibri" w:hAnsi="Calibri"/>
+          <w:b w:val="0"/>
+          <w:i w:val="0"/>
+          <w:sz w:val="22"/>
+        </w:rPr>
+        <w:t xml:space="preserve"/>
+      </w:r>
+      <w:r>
+        <w:rPr>
+          <w:rFonts w:ascii="Calibri" w:hAnsi="Calibri"/>
+          <w:b/>
+          <w:i w:val="0"/>
+          <w:sz w:val="22"/>
+        </w:rPr>
+        <w:t/>
+      </w:r>
+      <w:r>
+        <w:rPr>
+          <w:rFonts w:ascii="Calibri" w:hAnsi="Calibri"/>
+          <w:b w:val="0"/>
+          <w:i w:val="0"/>
+          <w:sz w:val="22"/>
+        </w:rPr>
+        <w:t xml:space="preserve">a </w:t>
+      </w:r>
+      <w:r>
+        <w:rPr>
+          <w:rFonts w:ascii="Calibri" w:hAnsi="Calibri"/>
+          <w:b/>
+          <w:i w:val="0"/>
+          <w:sz w:val="22"/>
+        </w:rPr>
         <w:t>long-term memory (LTM)</w:t>
       </w:r>
       <w:r>
@@ -390,7 +754,90 @@
           <w:i w:val="0"/>
           <w:sz w:val="22"/>
         </w:rPr>
-        <w:t xml:space="preserve"> with effectively unlimited capacity and duration, where information ends up if it survives the earlier stages (Atkinson &amp; Shiffrin, 1968). The three-box metaphor is a simplification — modern memory research treats these less as discrete physical "boxes" and more as functionally distinct processes — but it remains a genuinely useful map of where memory can succeed or fail, and this chapter is organized around exactly that map: encoding (this section), storage (Section 2), and retrieval, including how retrieval goes wrong (Sections 3 and 4).</w:t>
+        <w:t xml:space="preserve"> with effectively unlimited capacity and duration, where information ends up if it survives the earlier stages (Atkinson &amp; Shiffrin, 1968)</w:t>
+      </w:r>
+    </w:p>
+    <w:p>
+      <w:r>
+        <w:rPr>
+          <w:rFonts w:ascii="Calibri" w:hAnsi="Calibri"/>
+          <w:b w:val="0"/>
+          <w:i w:val="0"/>
+          <w:sz w:val="22"/>
+        </w:rPr>
+        <w:t xml:space="preserve"/>
+      </w:r>
+      <w:r>
+        <w:rPr>
+          <w:rFonts w:ascii="Calibri" w:hAnsi="Calibri"/>
+          <w:b/>
+          <w:i w:val="0"/>
+          <w:sz w:val="22"/>
+        </w:rPr>
+        <w:t/>
+      </w:r>
+      <w:r>
+        <w:rPr>
+          <w:rFonts w:ascii="Calibri" w:hAnsi="Calibri"/>
+          <w:b w:val="0"/>
+          <w:i w:val="0"/>
+          <w:sz w:val="22"/>
+        </w:rPr>
+        <w:t xml:space="preserve"/>
+      </w:r>
+      <w:r>
+        <w:rPr>
+          <w:rFonts w:ascii="Calibri" w:hAnsi="Calibri"/>
+          <w:b/>
+          <w:i w:val="0"/>
+          <w:sz w:val="22"/>
+        </w:rPr>
+        <w:t/>
+      </w:r>
+      <w:r>
+        <w:rPr>
+          <w:rFonts w:ascii="Calibri" w:hAnsi="Calibri"/>
+          <w:b w:val="0"/>
+          <w:i w:val="0"/>
+          <w:sz w:val="22"/>
+        </w:rPr>
+        <w:t xml:space="preserve"/>
+      </w:r>
+      <w:r>
+        <w:rPr>
+          <w:rFonts w:ascii="Calibri" w:hAnsi="Calibri"/>
+          <w:b/>
+          <w:i w:val="0"/>
+          <w:sz w:val="22"/>
+        </w:rPr>
+        <w:t/>
+      </w:r>
+      <w:r>
+        <w:rPr>
+          <w:rFonts w:ascii="Calibri" w:hAnsi="Calibri"/>
+          <w:b w:val="0"/>
+          <w:i w:val="0"/>
+          <w:sz w:val="22"/>
+        </w:rPr>
+        <w:t xml:space="preserve"/>
+      </w:r>
+      <w:r>
+        <w:rPr>
+          <w:rFonts w:ascii="Calibri" w:hAnsi="Calibri"/>
+          <w:b/>
+          <w:i w:val="0"/>
+          <w:sz w:val="22"/>
+        </w:rPr>
+        <w:t/>
+      </w:r>
+      <w:r>
+        <w:rPr>
+          <w:rFonts w:ascii="Calibri" w:hAnsi="Calibri"/>
+          <w:b w:val="0"/>
+          <w:i w:val="0"/>
+          <w:sz w:val="22"/>
+        </w:rPr>
+        <w:t xml:space="preserve">The three-box metaphor is a simplification — modern memory research treats these less as discrete physical "boxes" and more as functionally distinct processes — but it remains a genuinely useful map of where memory can succeed or fail, and this chapter is organized around exactly that map: encoding (this section), storage (Section 2), and retrieval, including how retrieval goes wrong (Sections 3 and 4).</w:t>
       </w:r>
     </w:p>
     <w:p>
@@ -435,7 +882,7 @@
           <w:i w:val="0"/>
           <w:sz w:val="22"/>
         </w:rPr>
-        <w:t xml:space="preserve"> holds the raw sensory impression of a stimulus for an extremely short window — under a second for vision, slightly longer for hearing — and most of it is gone before you ever become consciously aware it existed. George Sperling demonstrated just how much information sensory memory actually holds, briefly, using a clever procedure now built into nearly every memory course: he flashed a grid of letters (three rows of three or four) for a mere 50 milliseconds, far too fast to read off normally. When asked to report the </w:t>
+        <w:t xml:space="preserve"> holds the raw sensory impression of a stimulus for an extremely short window — under a second for vision, slightly longer for hearing — and most of it is gone before you ever become consciously aware it existed. George Sperling demonstrated just how much information sensory memory actually holds, briefly, using a clever procedure now built into nearly every memory course: he flashed a grid of letters (three rows of three or four) for a mere 50 milliseconds, far too fast to read off normally.</w:t>
       </w:r>
       <w:r>
         <w:rPr>
@@ -444,6 +891,116 @@
           <w:i/>
           <w:sz w:val="22"/>
         </w:rPr>
+        <w:t/>
+      </w:r>
+      <w:r>
+        <w:rPr>
+          <w:rFonts w:ascii="Calibri" w:hAnsi="Calibri"/>
+          <w:b w:val="0"/>
+          <w:i w:val="0"/>
+          <w:sz w:val="22"/>
+        </w:rPr>
+        <w:t xml:space="preserve"/>
+      </w:r>
+      <w:r>
+        <w:rPr>
+          <w:rFonts w:ascii="Calibri" w:hAnsi="Calibri"/>
+          <w:b w:val="0"/>
+          <w:i/>
+          <w:sz w:val="22"/>
+        </w:rPr>
+        <w:t/>
+      </w:r>
+      <w:r>
+        <w:rPr>
+          <w:rFonts w:ascii="Calibri" w:hAnsi="Calibri"/>
+          <w:b w:val="0"/>
+          <w:i w:val="0"/>
+          <w:sz w:val="22"/>
+        </w:rPr>
+        <w:t xml:space="preserve"/>
+      </w:r>
+      <w:r>
+        <w:rPr>
+          <w:rFonts w:ascii="Calibri" w:hAnsi="Calibri"/>
+          <w:b w:val="0"/>
+          <w:i/>
+          <w:sz w:val="22"/>
+        </w:rPr>
+        <w:t/>
+      </w:r>
+      <w:r>
+        <w:rPr>
+          <w:rFonts w:ascii="Calibri" w:hAnsi="Calibri"/>
+          <w:b w:val="0"/>
+          <w:i w:val="0"/>
+          <w:sz w:val="22"/>
+        </w:rPr>
+        <w:t xml:space="preserve"/>
+      </w:r>
+      <w:r>
+        <w:rPr>
+          <w:rFonts w:ascii="Calibri" w:hAnsi="Calibri"/>
+          <w:b/>
+          <w:i w:val="0"/>
+          <w:sz w:val="22"/>
+        </w:rPr>
+        <w:t/>
+      </w:r>
+      <w:r>
+        <w:rPr>
+          <w:rFonts w:ascii="Calibri" w:hAnsi="Calibri"/>
+          <w:b w:val="0"/>
+          <w:i w:val="0"/>
+          <w:sz w:val="22"/>
+        </w:rPr>
+        <w:t xml:space="preserve"/>
+      </w:r>
+      <w:r>
+        <w:rPr>
+          <w:rFonts w:ascii="Calibri" w:hAnsi="Calibri"/>
+          <w:b/>
+          <w:i w:val="0"/>
+          <w:sz w:val="22"/>
+        </w:rPr>
+        <w:t/>
+      </w:r>
+      <w:r>
+        <w:rPr>
+          <w:rFonts w:ascii="Calibri" w:hAnsi="Calibri"/>
+          <w:b w:val="0"/>
+          <w:i w:val="0"/>
+          <w:sz w:val="22"/>
+        </w:rPr>
+        <w:t/>
+      </w:r>
+    </w:p>
+    <w:p>
+      <w:r>
+        <w:rPr>
+          <w:rFonts w:ascii="Calibri" w:hAnsi="Calibri"/>
+          <w:b/>
+          <w:i w:val="0"/>
+          <w:sz w:val="22"/>
+        </w:rPr>
+        <w:t/>
+      </w:r>
+      <w:r>
+        <w:rPr>
+          <w:rFonts w:ascii="Calibri" w:hAnsi="Calibri"/>
+          <w:b w:val="0"/>
+          <w:i w:val="0"/>
+          <w:sz w:val="22"/>
+        </w:rPr>
+        <w:t xml:space="preserve">When asked to report the </w:t>
+      </w:r>
+      <w:r>
+        <w:rPr>
+          <w:rFonts w:ascii="Calibri" w:hAnsi="Calibri"/>
+          <w:b w:val="0"/>
+          <w:i/>
+          <w:sz w:val="22"/>
+        </w:rPr>
         <w:t>entire</w:t>
       </w:r>
       <w:r>
@@ -489,7 +1046,7 @@
           <w:i w:val="0"/>
           <w:sz w:val="22"/>
         </w:rPr>
-        <w:t xml:space="preserve"> grid had actually been available, and was simply decaying too fast for a full verbal report to capture it (Sperling, 1960). This visual version of sensory memory is called </w:t>
+        <w:t xml:space="preserve"> grid had actually been available, and was simply decaying too fast for a full verbal report to capture it (Sperling, 1960).</w:t>
       </w:r>
       <w:r>
         <w:rPr>
@@ -498,6 +1055,116 @@
           <w:i w:val="0"/>
           <w:sz w:val="22"/>
         </w:rPr>
+        <w:t/>
+      </w:r>
+      <w:r>
+        <w:rPr>
+          <w:rFonts w:ascii="Calibri" w:hAnsi="Calibri"/>
+          <w:b w:val="0"/>
+          <w:i w:val="0"/>
+          <w:sz w:val="22"/>
+        </w:rPr>
+        <w:t xml:space="preserve"/>
+      </w:r>
+      <w:r>
+        <w:rPr>
+          <w:rFonts w:ascii="Calibri" w:hAnsi="Calibri"/>
+          <w:b/>
+          <w:i w:val="0"/>
+          <w:sz w:val="22"/>
+        </w:rPr>
+        <w:t/>
+      </w:r>
+      <w:r>
+        <w:rPr>
+          <w:rFonts w:ascii="Calibri" w:hAnsi="Calibri"/>
+          <w:b w:val="0"/>
+          <w:i w:val="0"/>
+          <w:sz w:val="22"/>
+        </w:rPr>
+        <w:t/>
+      </w:r>
+    </w:p>
+    <w:p>
+      <w:r>
+        <w:rPr>
+          <w:rFonts w:ascii="Calibri" w:hAnsi="Calibri"/>
+          <w:b/>
+          <w:i w:val="0"/>
+          <w:sz w:val="22"/>
+        </w:rPr>
+        <w:t/>
+      </w:r>
+      <w:r>
+        <w:rPr>
+          <w:rFonts w:ascii="Calibri" w:hAnsi="Calibri"/>
+          <w:b w:val="0"/>
+          <w:i w:val="0"/>
+          <w:sz w:val="22"/>
+        </w:rPr>
+        <w:t xml:space="preserve"/>
+      </w:r>
+      <w:r>
+        <w:rPr>
+          <w:rFonts w:ascii="Calibri" w:hAnsi="Calibri"/>
+          <w:b w:val="0"/>
+          <w:i/>
+          <w:sz w:val="22"/>
+        </w:rPr>
+        <w:t/>
+      </w:r>
+      <w:r>
+        <w:rPr>
+          <w:rFonts w:ascii="Calibri" w:hAnsi="Calibri"/>
+          <w:b w:val="0"/>
+          <w:i w:val="0"/>
+          <w:sz w:val="22"/>
+        </w:rPr>
+        <w:t xml:space="preserve"/>
+      </w:r>
+      <w:r>
+        <w:rPr>
+          <w:rFonts w:ascii="Calibri" w:hAnsi="Calibri"/>
+          <w:b w:val="0"/>
+          <w:i/>
+          <w:sz w:val="22"/>
+        </w:rPr>
+        <w:t/>
+      </w:r>
+      <w:r>
+        <w:rPr>
+          <w:rFonts w:ascii="Calibri" w:hAnsi="Calibri"/>
+          <w:b w:val="0"/>
+          <w:i w:val="0"/>
+          <w:sz w:val="22"/>
+        </w:rPr>
+        <w:t xml:space="preserve"/>
+      </w:r>
+      <w:r>
+        <w:rPr>
+          <w:rFonts w:ascii="Calibri" w:hAnsi="Calibri"/>
+          <w:b w:val="0"/>
+          <w:i/>
+          <w:sz w:val="22"/>
+        </w:rPr>
+        <w:t/>
+      </w:r>
+      <w:r>
+        <w:rPr>
+          <w:rFonts w:ascii="Calibri" w:hAnsi="Calibri"/>
+          <w:b w:val="0"/>
+          <w:i w:val="0"/>
+          <w:sz w:val="22"/>
+        </w:rPr>
+        <w:t xml:space="preserve">This visual version of sensory memory is called </w:t>
+      </w:r>
+      <w:r>
+        <w:rPr>
+          <w:rFonts w:ascii="Calibri" w:hAnsi="Calibri"/>
+          <w:b/>
+          <w:i w:val="0"/>
+          <w:sz w:val="22"/>
+        </w:rPr>
         <w:t>iconic memory</w:t>
       </w:r>
       <w:r>
@@ -525,7 +1192,117 @@
           <w:i w:val="0"/>
           <w:sz w:val="22"/>
         </w:rPr>
-        <w:t>. You can get a rough feel for Sperling's effect yourself: have someone flash a 3×3 grid of letters at you for under a second, then immediately point to one row and ask you to name it — if you can do that, but couldn't have named the entire grid, you've just demonstrated the gap between what sensory memory briefly holds and what whole report can capture.</w:t>
+        <w:t>.</w:t>
+      </w:r>
+    </w:p>
+    <w:p>
+      <w:r>
+        <w:rPr>
+          <w:rFonts w:ascii="Calibri" w:hAnsi="Calibri"/>
+          <w:b/>
+          <w:i w:val="0"/>
+          <w:sz w:val="22"/>
+        </w:rPr>
+        <w:t/>
+      </w:r>
+      <w:r>
+        <w:rPr>
+          <w:rFonts w:ascii="Calibri" w:hAnsi="Calibri"/>
+          <w:b w:val="0"/>
+          <w:i w:val="0"/>
+          <w:sz w:val="22"/>
+        </w:rPr>
+        <w:t xml:space="preserve"/>
+      </w:r>
+      <w:r>
+        <w:rPr>
+          <w:rFonts w:ascii="Calibri" w:hAnsi="Calibri"/>
+          <w:b w:val="0"/>
+          <w:i/>
+          <w:sz w:val="22"/>
+        </w:rPr>
+        <w:t/>
+      </w:r>
+      <w:r>
+        <w:rPr>
+          <w:rFonts w:ascii="Calibri" w:hAnsi="Calibri"/>
+          <w:b w:val="0"/>
+          <w:i w:val="0"/>
+          <w:sz w:val="22"/>
+        </w:rPr>
+        <w:t xml:space="preserve"/>
+      </w:r>
+      <w:r>
+        <w:rPr>
+          <w:rFonts w:ascii="Calibri" w:hAnsi="Calibri"/>
+          <w:b w:val="0"/>
+          <w:i/>
+          <w:sz w:val="22"/>
+        </w:rPr>
+        <w:t/>
+      </w:r>
+      <w:r>
+        <w:rPr>
+          <w:rFonts w:ascii="Calibri" w:hAnsi="Calibri"/>
+          <w:b w:val="0"/>
+          <w:i w:val="0"/>
+          <w:sz w:val="22"/>
+        </w:rPr>
+        <w:t xml:space="preserve"/>
+      </w:r>
+      <w:r>
+        <w:rPr>
+          <w:rFonts w:ascii="Calibri" w:hAnsi="Calibri"/>
+          <w:b w:val="0"/>
+          <w:i/>
+          <w:sz w:val="22"/>
+        </w:rPr>
+        <w:t/>
+      </w:r>
+      <w:r>
+        <w:rPr>
+          <w:rFonts w:ascii="Calibri" w:hAnsi="Calibri"/>
+          <w:b w:val="0"/>
+          <w:i w:val="0"/>
+          <w:sz w:val="22"/>
+        </w:rPr>
+        <w:t xml:space="preserve"/>
+      </w:r>
+      <w:r>
+        <w:rPr>
+          <w:rFonts w:ascii="Calibri" w:hAnsi="Calibri"/>
+          <w:b/>
+          <w:i w:val="0"/>
+          <w:sz w:val="22"/>
+        </w:rPr>
+        <w:t/>
+      </w:r>
+      <w:r>
+        <w:rPr>
+          <w:rFonts w:ascii="Calibri" w:hAnsi="Calibri"/>
+          <w:b w:val="0"/>
+          <w:i w:val="0"/>
+          <w:sz w:val="22"/>
+        </w:rPr>
+        <w:t xml:space="preserve"/>
+      </w:r>
+      <w:r>
+        <w:rPr>
+          <w:rFonts w:ascii="Calibri" w:hAnsi="Calibri"/>
+          <w:b/>
+          <w:i w:val="0"/>
+          <w:sz w:val="22"/>
+        </w:rPr>
+        <w:t/>
+      </w:r>
+      <w:r>
+        <w:rPr>
+          <w:rFonts w:ascii="Calibri" w:hAnsi="Calibri"/>
+          <w:b w:val="0"/>
+          <w:i w:val="0"/>
+          <w:sz w:val="22"/>
+        </w:rPr>
+        <w:t>You can get a rough feel for Sperling's effect yourself: have someone flash a 3×3 grid of letters at you for under a second, then immediately point to one row and ask you to name it — if you can do that, but couldn't have named the entire grid, you've just demonstrated the gap between what sensory memory briefly holds and what whole report can capture.</w:t>
       </w:r>
     </w:p>
     <w:p>
@@ -600,7 +1377,7 @@
           <w:i w:val="0"/>
           <w:sz w:val="22"/>
         </w:rPr>
-        <w:t xml:space="preserve">, and STM's defining feature is how little of it there is. George Miller's classic review of the evidence concluded that STM holds roughly seven items, plus or minus two — a number durable enough that "the magical number seven" became one of psychology's most recognized findings (Miller, 1956). More recent work has argued the true focus of working memory's attentional capacity may be closer to three or four meaningful chunks, with estimates varying by task, domain, and how aggressively participants can chunk (Cowan, 2001). The exact number is debated; the lesson that capacity is sharply limited is not. But "seven items" is doing real work in that phrase: an "item" isn't fixed at one letter or one word. </w:t>
+        <w:t xml:space="preserve">, and STM's defining feature is how little of it there is. George Miller's classic review of the evidence concluded that STM holds roughly seven items, plus or minus two — a number durable enough that "the magical number seven" became one of psychology's most recognized findings (Miller, 1956). More recent work has argued the true focus of working memory's attentional capacity may be closer to three or four meaningful chunks, with estimates varying by task, domain, and how aggressively participants can chunk (Cowan, 2001).</w:t>
       </w:r>
       <w:r>
         <w:rPr>
@@ -609,6 +1386,89 @@
           <w:i w:val="0"/>
           <w:sz w:val="22"/>
         </w:rPr>
+        <w:t/>
+      </w:r>
+      <w:r>
+        <w:rPr>
+          <w:rFonts w:ascii="Calibri" w:hAnsi="Calibri"/>
+          <w:b w:val="0"/>
+          <w:i w:val="0"/>
+          <w:sz w:val="22"/>
+        </w:rPr>
+        <w:t xml:space="preserve"/>
+      </w:r>
+      <w:r>
+        <w:rPr>
+          <w:rFonts w:ascii="Calibri" w:hAnsi="Calibri"/>
+          <w:b/>
+          <w:i w:val="0"/>
+          <w:sz w:val="22"/>
+        </w:rPr>
+        <w:t/>
+      </w:r>
+      <w:r>
+        <w:rPr>
+          <w:rFonts w:ascii="Calibri" w:hAnsi="Calibri"/>
+          <w:b w:val="0"/>
+          <w:i w:val="0"/>
+          <w:sz w:val="22"/>
+        </w:rPr>
+        <w:t xml:space="preserve"/>
+      </w:r>
+      <w:r>
+        <w:rPr>
+          <w:rFonts w:ascii="Calibri" w:hAnsi="Calibri"/>
+          <w:b/>
+          <w:i w:val="0"/>
+          <w:sz w:val="22"/>
+        </w:rPr>
+        <w:t/>
+      </w:r>
+      <w:r>
+        <w:rPr>
+          <w:rFonts w:ascii="Calibri" w:hAnsi="Calibri"/>
+          <w:b w:val="0"/>
+          <w:i w:val="0"/>
+          <w:sz w:val="22"/>
+        </w:rPr>
+        <w:t xml:space="preserve"/>
+      </w:r>
+    </w:p>
+    <w:p>
+      <w:r>
+        <w:rPr>
+          <w:rFonts w:ascii="Calibri" w:hAnsi="Calibri"/>
+          <w:b w:val="0"/>
+          <w:i w:val="0"/>
+          <w:sz w:val="22"/>
+        </w:rPr>
+        <w:t xml:space="preserve"/>
+      </w:r>
+      <w:r>
+        <w:rPr>
+          <w:rFonts w:ascii="Calibri" w:hAnsi="Calibri"/>
+          <w:b/>
+          <w:i w:val="0"/>
+          <w:sz w:val="22"/>
+        </w:rPr>
+        <w:t/>
+      </w:r>
+      <w:r>
+        <w:rPr>
+          <w:rFonts w:ascii="Calibri" w:hAnsi="Calibri"/>
+          <w:b w:val="0"/>
+          <w:i w:val="0"/>
+          <w:sz w:val="22"/>
+        </w:rPr>
+        <w:t xml:space="preserve">The exact number is debated; the lesson that capacity is sharply limited is not. But "seven items" is doing real work in that phrase: an "item" isn't fixed at one letter or one word. </w:t>
+      </w:r>
+      <w:r>
+        <w:rPr>
+          <w:rFonts w:ascii="Calibri" w:hAnsi="Calibri"/>
+          <w:b/>
+          <w:i w:val="0"/>
+          <w:sz w:val="22"/>
+        </w:rPr>
         <w:t>Chunking</w:t>
       </w:r>
       <w:r>
@@ -618,7 +1478,7 @@
           <w:i w:val="0"/>
           <w:sz w:val="22"/>
         </w:rPr>
-        <w:t xml:space="preserve"> — grouping individual pieces of information into larger, more meaningful units — lets a fixed number of "slots" hold far more raw information than it looks like. The string of letters F-B-I-C-I-A-I-R-S is nine separate items if read as individual letters, comfortably exceeding STM's limit; chunked as FBI-CIA-IRS, it is three. Mnemonic devices exploit exactly this principle. </w:t>
+        <w:t xml:space="preserve"> — grouping individual pieces of information into larger, more meaningful units — lets a fixed number of "slots" hold far more raw information than it looks like.</w:t>
       </w:r>
       <w:r>
         <w:rPr>
@@ -627,6 +1487,89 @@
           <w:i w:val="0"/>
           <w:sz w:val="22"/>
         </w:rPr>
+        <w:t/>
+      </w:r>
+      <w:r>
+        <w:rPr>
+          <w:rFonts w:ascii="Calibri" w:hAnsi="Calibri"/>
+          <w:b w:val="0"/>
+          <w:i w:val="0"/>
+          <w:sz w:val="22"/>
+        </w:rPr>
+        <w:t xml:space="preserve"/>
+      </w:r>
+      <w:r>
+        <w:rPr>
+          <w:rFonts w:ascii="Calibri" w:hAnsi="Calibri"/>
+          <w:b/>
+          <w:i w:val="0"/>
+          <w:sz w:val="22"/>
+        </w:rPr>
+        <w:t/>
+      </w:r>
+      <w:r>
+        <w:rPr>
+          <w:rFonts w:ascii="Calibri" w:hAnsi="Calibri"/>
+          <w:b w:val="0"/>
+          <w:i w:val="0"/>
+          <w:sz w:val="22"/>
+        </w:rPr>
+        <w:t xml:space="preserve"/>
+      </w:r>
+    </w:p>
+    <w:p>
+      <w:r>
+        <w:rPr>
+          <w:rFonts w:ascii="Calibri" w:hAnsi="Calibri"/>
+          <w:b w:val="0"/>
+          <w:i w:val="0"/>
+          <w:sz w:val="22"/>
+        </w:rPr>
+        <w:t xml:space="preserve"/>
+      </w:r>
+      <w:r>
+        <w:rPr>
+          <w:rFonts w:ascii="Calibri" w:hAnsi="Calibri"/>
+          <w:b/>
+          <w:i w:val="0"/>
+          <w:sz w:val="22"/>
+        </w:rPr>
+        <w:t/>
+      </w:r>
+      <w:r>
+        <w:rPr>
+          <w:rFonts w:ascii="Calibri" w:hAnsi="Calibri"/>
+          <w:b w:val="0"/>
+          <w:i w:val="0"/>
+          <w:sz w:val="22"/>
+        </w:rPr>
+        <w:t xml:space="preserve"/>
+      </w:r>
+      <w:r>
+        <w:rPr>
+          <w:rFonts w:ascii="Calibri" w:hAnsi="Calibri"/>
+          <w:b/>
+          <w:i w:val="0"/>
+          <w:sz w:val="22"/>
+        </w:rPr>
+        <w:t/>
+      </w:r>
+      <w:r>
+        <w:rPr>
+          <w:rFonts w:ascii="Calibri" w:hAnsi="Calibri"/>
+          <w:b w:val="0"/>
+          <w:i w:val="0"/>
+          <w:sz w:val="22"/>
+        </w:rPr>
+        <w:t xml:space="preserve">The string of letters F-B-I-C-I-A-I-R-S is nine separate items if read as individual letters, comfortably exceeding STM's limit; chunked as FBI-CIA-IRS, it is three. Mnemonic devices exploit exactly this principle. </w:t>
+      </w:r>
+      <w:r>
+        <w:rPr>
+          <w:rFonts w:ascii="Calibri" w:hAnsi="Calibri"/>
+          <w:b/>
+          <w:i w:val="0"/>
+          <w:sz w:val="22"/>
+        </w:rPr>
         <w:t>Roy G. Biv</w:t>
       </w:r>
       <w:r>
@@ -636,7 +1579,90 @@
           <w:i w:val="0"/>
           <w:sz w:val="22"/>
         </w:rPr>
-        <w:t xml:space="preserve">, the invented name standing for Red-Orange-Yellow-Green-Blue-Indigo-Violet, converts seven separate, arbitrary color names into a single memorable chunk — a pseudo-name — that can be unpacked back into the full ordered list on demand. You can try the classic STM-capacity demonstration on yourself or a friend: read a random string of seven to nine digits aloud at a steady pace, then immediately try to repeat it back forward; then try it backward (the </w:t>
+        <w:t xml:space="preserve">, the invented name standing for Red-Orange-Yellow-Green-Blue-Indigo-Violet, converts seven separate, arbitrary color names into a single memorable chunk — a pseudo-name — that can be unpacked back into the full ordered list on demand.</w:t>
+      </w:r>
+      <w:r>
+        <w:rPr>
+          <w:rFonts w:ascii="Calibri" w:hAnsi="Calibri"/>
+          <w:b/>
+          <w:i w:val="0"/>
+          <w:sz w:val="22"/>
+        </w:rPr>
+        <w:t/>
+      </w:r>
+      <w:r>
+        <w:rPr>
+          <w:rFonts w:ascii="Calibri" w:hAnsi="Calibri"/>
+          <w:b w:val="0"/>
+          <w:i w:val="0"/>
+          <w:sz w:val="22"/>
+        </w:rPr>
+        <w:t xml:space="preserve"/>
+      </w:r>
+    </w:p>
+    <w:p>
+      <w:r>
+        <w:rPr>
+          <w:rFonts w:ascii="Calibri" w:hAnsi="Calibri"/>
+          <w:b w:val="0"/>
+          <w:i w:val="0"/>
+          <w:sz w:val="22"/>
+        </w:rPr>
+        <w:t xml:space="preserve"/>
+      </w:r>
+      <w:r>
+        <w:rPr>
+          <w:rFonts w:ascii="Calibri" w:hAnsi="Calibri"/>
+          <w:b/>
+          <w:i w:val="0"/>
+          <w:sz w:val="22"/>
+        </w:rPr>
+        <w:t/>
+      </w:r>
+      <w:r>
+        <w:rPr>
+          <w:rFonts w:ascii="Calibri" w:hAnsi="Calibri"/>
+          <w:b w:val="0"/>
+          <w:i w:val="0"/>
+          <w:sz w:val="22"/>
+        </w:rPr>
+        <w:t xml:space="preserve"/>
+      </w:r>
+      <w:r>
+        <w:rPr>
+          <w:rFonts w:ascii="Calibri" w:hAnsi="Calibri"/>
+          <w:b/>
+          <w:i w:val="0"/>
+          <w:sz w:val="22"/>
+        </w:rPr>
+        <w:t/>
+      </w:r>
+      <w:r>
+        <w:rPr>
+          <w:rFonts w:ascii="Calibri" w:hAnsi="Calibri"/>
+          <w:b w:val="0"/>
+          <w:i w:val="0"/>
+          <w:sz w:val="22"/>
+        </w:rPr>
+        <w:t xml:space="preserve"/>
+      </w:r>
+      <w:r>
+        <w:rPr>
+          <w:rFonts w:ascii="Calibri" w:hAnsi="Calibri"/>
+          <w:b/>
+          <w:i w:val="0"/>
+          <w:sz w:val="22"/>
+        </w:rPr>
+        <w:t/>
+      </w:r>
+      <w:r>
+        <w:rPr>
+          <w:rFonts w:ascii="Calibri" w:hAnsi="Calibri"/>
+          <w:b w:val="0"/>
+          <w:i w:val="0"/>
+          <w:sz w:val="22"/>
+        </w:rPr>
+        <w:t xml:space="preserve">You can try the classic STM-capacity demonstration on yourself or a friend: read a random string of seven to nine digits aloud at a steady pace, then immediately try to repeat it back forward; then try it backward (the </w:t>
       </w:r>
       <w:r>
         <w:rPr>
@@ -1097,7 +2123,209 @@
           <w:i w:val="0"/>
           <w:sz w:val="22"/>
         </w:rPr>
-        <w:t xml:space="preserve"> — engaging with a stimulus's meaning, relating it to existing knowledge, thinking about what it implies — produces durable ones (Craik &amp; Lockhart, 1972). This is why simply re-reading a textbook chapter (shallow: you're processing familiar visual word-shapes) is a notoriously weak study strategy compared to actually explaining the material in your own words or connecting it to something you already understand (deep processing, by definition). </w:t>
+        <w:t xml:space="preserve"> — engaging with a stimulus's meaning, relating it to existing knowledge, thinking about what it implies — produces durable ones (Craik &amp; Lockhart, 1972).</w:t>
+      </w:r>
+      <w:r>
+        <w:rPr>
+          <w:rFonts w:ascii="Calibri" w:hAnsi="Calibri"/>
+          <w:b/>
+          <w:i w:val="0"/>
+          <w:sz w:val="22"/>
+        </w:rPr>
+        <w:t/>
+      </w:r>
+      <w:r>
+        <w:rPr>
+          <w:rFonts w:ascii="Calibri" w:hAnsi="Calibri"/>
+          <w:b w:val="0"/>
+          <w:i w:val="0"/>
+          <w:sz w:val="22"/>
+        </w:rPr>
+        <w:t xml:space="preserve"/>
+      </w:r>
+    </w:p>
+    <w:p>
+      <w:r>
+        <w:rPr>
+          <w:rFonts w:ascii="Calibri" w:hAnsi="Calibri"/>
+          <w:b w:val="0"/>
+          <w:i w:val="0"/>
+          <w:sz w:val="22"/>
+        </w:rPr>
+        <w:t xml:space="preserve"/>
+      </w:r>
+      <w:r>
+        <w:rPr>
+          <w:rFonts w:ascii="Calibri" w:hAnsi="Calibri"/>
+          <w:b w:val="0"/>
+          <w:i/>
+          <w:sz w:val="22"/>
+        </w:rPr>
+        <w:t/>
+      </w:r>
+      <w:r>
+        <w:rPr>
+          <w:rFonts w:ascii="Calibri" w:hAnsi="Calibri"/>
+          <w:b w:val="0"/>
+          <w:i w:val="0"/>
+          <w:sz w:val="22"/>
+        </w:rPr>
+        <w:t xml:space="preserve"/>
+      </w:r>
+      <w:r>
+        <w:rPr>
+          <w:rFonts w:ascii="Calibri" w:hAnsi="Calibri"/>
+          <w:b/>
+          <w:i w:val="0"/>
+          <w:sz w:val="22"/>
+        </w:rPr>
+        <w:t/>
+      </w:r>
+      <w:r>
+        <w:rPr>
+          <w:rFonts w:ascii="Calibri" w:hAnsi="Calibri"/>
+          <w:b w:val="0"/>
+          <w:i w:val="0"/>
+          <w:sz w:val="22"/>
+        </w:rPr>
+        <w:t xml:space="preserve"/>
+      </w:r>
+      <w:r>
+        <w:rPr>
+          <w:rFonts w:ascii="Calibri" w:hAnsi="Calibri"/>
+          <w:b/>
+          <w:i w:val="0"/>
+          <w:sz w:val="22"/>
+        </w:rPr>
+        <w:t/>
+      </w:r>
+      <w:r>
+        <w:rPr>
+          <w:rFonts w:ascii="Calibri" w:hAnsi="Calibri"/>
+          <w:b w:val="0"/>
+          <w:i w:val="0"/>
+          <w:sz w:val="22"/>
+        </w:rPr>
+        <w:t xml:space="preserve"/>
+      </w:r>
+      <w:r>
+        <w:rPr>
+          <w:rFonts w:ascii="Calibri" w:hAnsi="Calibri"/>
+          <w:b/>
+          <w:i w:val="0"/>
+          <w:sz w:val="22"/>
+        </w:rPr>
+        <w:t/>
+      </w:r>
+      <w:r>
+        <w:rPr>
+          <w:rFonts w:ascii="Calibri" w:hAnsi="Calibri"/>
+          <w:b w:val="0"/>
+          <w:i w:val="0"/>
+          <w:sz w:val="22"/>
+        </w:rPr>
+        <w:t xml:space="preserve">This is why simply re-reading a textbook chapter (shallow: you're processing familiar visual word-shapes) is a notoriously weak study strategy compared to actually explaining the material in your own words or connecting it to something you already understand (deep processing, by definition).</w:t>
+      </w:r>
+      <w:r>
+        <w:rPr>
+          <w:rFonts w:ascii="Calibri" w:hAnsi="Calibri"/>
+          <w:b/>
+          <w:i w:val="0"/>
+          <w:sz w:val="22"/>
+        </w:rPr>
+        <w:t/>
+      </w:r>
+      <w:r>
+        <w:rPr>
+          <w:rFonts w:ascii="Calibri" w:hAnsi="Calibri"/>
+          <w:b w:val="0"/>
+          <w:i w:val="0"/>
+          <w:sz w:val="22"/>
+        </w:rPr>
+        <w:t xml:space="preserve"/>
+      </w:r>
+    </w:p>
+    <w:p>
+      <w:r>
+        <w:rPr>
+          <w:rFonts w:ascii="Calibri" w:hAnsi="Calibri"/>
+          <w:b w:val="0"/>
+          <w:i w:val="0"/>
+          <w:sz w:val="22"/>
+        </w:rPr>
+        <w:t xml:space="preserve"/>
+      </w:r>
+      <w:r>
+        <w:rPr>
+          <w:rFonts w:ascii="Calibri" w:hAnsi="Calibri"/>
+          <w:b w:val="0"/>
+          <w:i/>
+          <w:sz w:val="22"/>
+        </w:rPr>
+        <w:t/>
+      </w:r>
+      <w:r>
+        <w:rPr>
+          <w:rFonts w:ascii="Calibri" w:hAnsi="Calibri"/>
+          <w:b w:val="0"/>
+          <w:i w:val="0"/>
+          <w:sz w:val="22"/>
+        </w:rPr>
+        <w:t xml:space="preserve"/>
+      </w:r>
+      <w:r>
+        <w:rPr>
+          <w:rFonts w:ascii="Calibri" w:hAnsi="Calibri"/>
+          <w:b/>
+          <w:i w:val="0"/>
+          <w:sz w:val="22"/>
+        </w:rPr>
+        <w:t/>
+      </w:r>
+      <w:r>
+        <w:rPr>
+          <w:rFonts w:ascii="Calibri" w:hAnsi="Calibri"/>
+          <w:b w:val="0"/>
+          <w:i w:val="0"/>
+          <w:sz w:val="22"/>
+        </w:rPr>
+        <w:t xml:space="preserve"/>
+      </w:r>
+      <w:r>
+        <w:rPr>
+          <w:rFonts w:ascii="Calibri" w:hAnsi="Calibri"/>
+          <w:b/>
+          <w:i w:val="0"/>
+          <w:sz w:val="22"/>
+        </w:rPr>
+        <w:t/>
+      </w:r>
+      <w:r>
+        <w:rPr>
+          <w:rFonts w:ascii="Calibri" w:hAnsi="Calibri"/>
+          <w:b w:val="0"/>
+          <w:i w:val="0"/>
+          <w:sz w:val="22"/>
+        </w:rPr>
+        <w:t xml:space="preserve"/>
+      </w:r>
+      <w:r>
+        <w:rPr>
+          <w:rFonts w:ascii="Calibri" w:hAnsi="Calibri"/>
+          <w:b/>
+          <w:i w:val="0"/>
+          <w:sz w:val="22"/>
+        </w:rPr>
+        <w:t/>
+      </w:r>
+      <w:r>
+        <w:rPr>
+          <w:rFonts w:ascii="Calibri" w:hAnsi="Calibri"/>
+          <w:b w:val="0"/>
+          <w:i w:val="0"/>
+          <w:sz w:val="22"/>
+        </w:rPr>
+        <w:t xml:space="preserve"/>
       </w:r>
       <w:r>
         <w:rPr>
@@ -1199,7 +2427,7 @@
           <w:i w:val="0"/>
           <w:sz w:val="22"/>
         </w:rPr>
-        <w:t xml:space="preserve">Two more encoding and retrieval strategies round out this section, and both are robust enough that they show up repeatedly across the entire learning-science literature, not just in memory research specifically. The </w:t>
+        <w:t xml:space="preserve">Two more encoding and retrieval strategies round out this section, and both are robust enough that they show up repeatedly across the entire learning-science literature, not just in memory research specifically.</w:t>
       </w:r>
       <w:r>
         <w:rPr>
@@ -1208,6 +2436,53 @@
           <w:i w:val="0"/>
           <w:sz w:val="22"/>
         </w:rPr>
+        <w:t/>
+      </w:r>
+      <w:r>
+        <w:rPr>
+          <w:rFonts w:ascii="Calibri" w:hAnsi="Calibri"/>
+          <w:b w:val="0"/>
+          <w:i w:val="0"/>
+          <w:sz w:val="22"/>
+        </w:rPr>
+        <w:t xml:space="preserve"/>
+      </w:r>
+      <w:r>
+        <w:rPr>
+          <w:rFonts w:ascii="Calibri" w:hAnsi="Calibri"/>
+          <w:b/>
+          <w:i w:val="0"/>
+          <w:sz w:val="22"/>
+        </w:rPr>
+        <w:t/>
+      </w:r>
+      <w:r>
+        <w:rPr>
+          <w:rFonts w:ascii="Calibri" w:hAnsi="Calibri"/>
+          <w:b w:val="0"/>
+          <w:i w:val="0"/>
+          <w:sz w:val="22"/>
+        </w:rPr>
+        <w:t xml:space="preserve"/>
+      </w:r>
+    </w:p>
+    <w:p>
+      <w:r>
+        <w:rPr>
+          <w:rFonts w:ascii="Calibri" w:hAnsi="Calibri"/>
+          <w:b w:val="0"/>
+          <w:i w:val="0"/>
+          <w:sz w:val="22"/>
+        </w:rPr>
+        <w:t xml:space="preserve">The </w:t>
+      </w:r>
+      <w:r>
+        <w:rPr>
+          <w:rFonts w:ascii="Calibri" w:hAnsi="Calibri"/>
+          <w:b/>
+          <w:i w:val="0"/>
+          <w:sz w:val="22"/>
+        </w:rPr>
         <w:t>spacing effect</w:t>
       </w:r>
       <w:r>
@@ -1217,7 +2492,7 @@
           <w:i w:val="0"/>
           <w:sz w:val="22"/>
         </w:rPr>
-        <w:t xml:space="preserve"> (also called distributed practice) is the finding that the same total amount of study time produces better long-term retention when it's spread out across multiple separated sessions than when it's crammed into one continuous session — restudying material after a delay, once some forgetting has already begun, forces a more effortful, more durable retrieval than restudying material that's still fresh and easy to access (Cepeda et al., 2006). The </w:t>
+        <w:t xml:space="preserve"> (also called distributed practice) is the finding that the same total amount of study time produces better long-term retention when it's spread out across multiple separated sessions than when it's crammed into one continuous session — restudying material after a delay, once some forgetting has already begun, forces a more effortful, more durable retrieval than restudying material that's still fresh and easy to access (Cepeda et al., 2006).</w:t>
       </w:r>
       <w:r>
         <w:rPr>
@@ -1226,6 +2501,53 @@
           <w:i w:val="0"/>
           <w:sz w:val="22"/>
         </w:rPr>
+        <w:t/>
+      </w:r>
+      <w:r>
+        <w:rPr>
+          <w:rFonts w:ascii="Calibri" w:hAnsi="Calibri"/>
+          <w:b w:val="0"/>
+          <w:i w:val="0"/>
+          <w:sz w:val="22"/>
+        </w:rPr>
+        <w:t xml:space="preserve"/>
+      </w:r>
+    </w:p>
+    <w:p>
+      <w:r>
+        <w:rPr>
+          <w:rFonts w:ascii="Calibri" w:hAnsi="Calibri"/>
+          <w:b w:val="0"/>
+          <w:i w:val="0"/>
+          <w:sz w:val="22"/>
+        </w:rPr>
+        <w:t xml:space="preserve"/>
+      </w:r>
+      <w:r>
+        <w:rPr>
+          <w:rFonts w:ascii="Calibri" w:hAnsi="Calibri"/>
+          <w:b/>
+          <w:i w:val="0"/>
+          <w:sz w:val="22"/>
+        </w:rPr>
+        <w:t/>
+      </w:r>
+      <w:r>
+        <w:rPr>
+          <w:rFonts w:ascii="Calibri" w:hAnsi="Calibri"/>
+          <w:b w:val="0"/>
+          <w:i w:val="0"/>
+          <w:sz w:val="22"/>
+        </w:rPr>
+        <w:t xml:space="preserve">The </w:t>
+      </w:r>
+      <w:r>
+        <w:rPr>
+          <w:rFonts w:ascii="Calibri" w:hAnsi="Calibri"/>
+          <w:b/>
+          <w:i w:val="0"/>
+          <w:sz w:val="22"/>
+        </w:rPr>
         <w:t>testing effect</w:t>
       </w:r>
       <w:r>
@@ -1235,7 +2557,54 @@
           <w:i w:val="0"/>
           <w:sz w:val="22"/>
         </w:rPr>
-        <w:t xml:space="preserve"> (also called retrieval practice) is the related finding that actively retrieving information from memory — testing yourself, rather than simply re-exposing yourself to the material again — produces stronger, more durable learning than restudying does, even when the test itself doesn't provide any feedback about whether you got it right (Roediger &amp; Karpicke, 2006). Both effects point in the same direction as the levels-of-processing findings above: memory is strengthened more by the effortful cognitive work of reconstructing information than by the comparatively passive act of re-encountering it, which is exactly why cramming and re-reading feel more productive in the moment than they actually are.</w:t>
+        <w:t xml:space="preserve"> (also called retrieval practice) is the related finding that actively retrieving information from memory — testing yourself, rather than simply re-exposing yourself to the material again — produces stronger, more durable learning than restudying does, even when the test itself doesn't provide any feedback about whether you got it right (Roediger &amp; Karpicke, 2006).</w:t>
+      </w:r>
+    </w:p>
+    <w:p>
+      <w:r>
+        <w:rPr>
+          <w:rFonts w:ascii="Calibri" w:hAnsi="Calibri"/>
+          <w:b w:val="0"/>
+          <w:i w:val="0"/>
+          <w:sz w:val="22"/>
+        </w:rPr>
+        <w:t xml:space="preserve"/>
+      </w:r>
+      <w:r>
+        <w:rPr>
+          <w:rFonts w:ascii="Calibri" w:hAnsi="Calibri"/>
+          <w:b/>
+          <w:i w:val="0"/>
+          <w:sz w:val="22"/>
+        </w:rPr>
+        <w:t/>
+      </w:r>
+      <w:r>
+        <w:rPr>
+          <w:rFonts w:ascii="Calibri" w:hAnsi="Calibri"/>
+          <w:b w:val="0"/>
+          <w:i w:val="0"/>
+          <w:sz w:val="22"/>
+        </w:rPr>
+        <w:t xml:space="preserve"/>
+      </w:r>
+      <w:r>
+        <w:rPr>
+          <w:rFonts w:ascii="Calibri" w:hAnsi="Calibri"/>
+          <w:b/>
+          <w:i w:val="0"/>
+          <w:sz w:val="22"/>
+        </w:rPr>
+        <w:t/>
+      </w:r>
+      <w:r>
+        <w:rPr>
+          <w:rFonts w:ascii="Calibri" w:hAnsi="Calibri"/>
+          <w:b w:val="0"/>
+          <w:i w:val="0"/>
+          <w:sz w:val="22"/>
+        </w:rPr>
+        <w:t xml:space="preserve">Both effects point in the same direction as the levels-of-processing findings above: memory is strengthened more by the effortful cognitive work of reconstructing information than by the comparatively passive act of re-encountering it, which is exactly why cramming and re-reading feel more productive in the moment than they actually are.</w:t>
       </w:r>
     </w:p>
     <w:p>
@@ -1310,7 +2679,7 @@
           <w:i w:val="0"/>
           <w:sz w:val="22"/>
         </w:rPr>
-        <w:t xml:space="preserve">Functionally, though, "long-term memory" isn't one undifferentiated storehouse — it fractures into types that behave, and that fail, differently from each other. The most fundamental split is between </w:t>
+        <w:t xml:space="preserve">Functionally, though, "long-term memory" isn't one undifferentiated storehouse — it fractures into types that behave, and that fail, differently from each other.</w:t>
       </w:r>
       <w:r>
         <w:rPr>
@@ -1319,6 +2688,125 @@
           <w:i w:val="0"/>
           <w:sz w:val="22"/>
         </w:rPr>
+        <w:t/>
+      </w:r>
+      <w:r>
+        <w:rPr>
+          <w:rFonts w:ascii="Calibri" w:hAnsi="Calibri"/>
+          <w:b w:val="0"/>
+          <w:i w:val="0"/>
+          <w:sz w:val="22"/>
+        </w:rPr>
+        <w:t xml:space="preserve"/>
+      </w:r>
+      <w:r>
+        <w:rPr>
+          <w:rFonts w:ascii="Calibri" w:hAnsi="Calibri"/>
+          <w:b/>
+          <w:i w:val="0"/>
+          <w:sz w:val="22"/>
+        </w:rPr>
+        <w:t/>
+      </w:r>
+      <w:r>
+        <w:rPr>
+          <w:rFonts w:ascii="Calibri" w:hAnsi="Calibri"/>
+          <w:b w:val="0"/>
+          <w:i w:val="0"/>
+          <w:sz w:val="22"/>
+        </w:rPr>
+        <w:t xml:space="preserve"/>
+      </w:r>
+      <w:r>
+        <w:rPr>
+          <w:rFonts w:ascii="Calibri" w:hAnsi="Calibri"/>
+          <w:b/>
+          <w:i w:val="0"/>
+          <w:sz w:val="22"/>
+        </w:rPr>
+        <w:t/>
+      </w:r>
+      <w:r>
+        <w:rPr>
+          <w:rFonts w:ascii="Calibri" w:hAnsi="Calibri"/>
+          <w:b w:val="0"/>
+          <w:i w:val="0"/>
+          <w:sz w:val="22"/>
+        </w:rPr>
+        <w:t xml:space="preserve"/>
+      </w:r>
+      <w:r>
+        <w:rPr>
+          <w:rFonts w:ascii="Calibri" w:hAnsi="Calibri"/>
+          <w:b/>
+          <w:i w:val="0"/>
+          <w:sz w:val="22"/>
+        </w:rPr>
+        <w:t/>
+      </w:r>
+      <w:r>
+        <w:rPr>
+          <w:rFonts w:ascii="Calibri" w:hAnsi="Calibri"/>
+          <w:b w:val="0"/>
+          <w:i w:val="0"/>
+          <w:sz w:val="22"/>
+        </w:rPr>
+        <w:t xml:space="preserve"/>
+      </w:r>
+      <w:r>
+        <w:rPr>
+          <w:rFonts w:ascii="Calibri" w:hAnsi="Calibri"/>
+          <w:b/>
+          <w:i w:val="0"/>
+          <w:sz w:val="22"/>
+        </w:rPr>
+        <w:t/>
+      </w:r>
+      <w:r>
+        <w:rPr>
+          <w:rFonts w:ascii="Calibri" w:hAnsi="Calibri"/>
+          <w:b w:val="0"/>
+          <w:i w:val="0"/>
+          <w:sz w:val="22"/>
+        </w:rPr>
+        <w:t xml:space="preserve"/>
+      </w:r>
+      <w:r>
+        <w:rPr>
+          <w:rFonts w:ascii="Calibri" w:hAnsi="Calibri"/>
+          <w:b/>
+          <w:i w:val="0"/>
+          <w:sz w:val="22"/>
+        </w:rPr>
+        <w:t/>
+      </w:r>
+      <w:r>
+        <w:rPr>
+          <w:rFonts w:ascii="Calibri" w:hAnsi="Calibri"/>
+          <w:b w:val="0"/>
+          <w:i w:val="0"/>
+          <w:sz w:val="22"/>
+        </w:rPr>
+        <w:t xml:space="preserve"/>
+      </w:r>
+    </w:p>
+    <w:p>
+      <w:r>
+        <w:rPr>
+          <w:rFonts w:ascii="Calibri" w:hAnsi="Calibri"/>
+          <w:b w:val="0"/>
+          <w:i w:val="0"/>
+          <w:sz w:val="22"/>
+        </w:rPr>
+        <w:t xml:space="preserve">The most fundamental split is between </w:t>
+      </w:r>
+      <w:r>
+        <w:rPr>
+          <w:rFonts w:ascii="Calibri" w:hAnsi="Calibri"/>
+          <w:b/>
+          <w:i w:val="0"/>
+          <w:sz w:val="22"/>
+        </w:rPr>
         <w:t>explicit memory</w:t>
       </w:r>
       <w:r>
@@ -1364,7 +2852,7 @@
           <w:i w:val="0"/>
           <w:sz w:val="22"/>
         </w:rPr>
-        <w:t xml:space="preserve"> — the improved speed at recognizing a word you were recently, incidentally exposed to. Priming works like a standing prediction: the relevant past stays partially active on its own, so the retrieval system doesn't have to search from scratch every time. Explicit memory itself splits further: </w:t>
+        <w:t xml:space="preserve"> — the improved speed at recognizing a word you were recently, incidentally exposed to. Priming works like a standing prediction: the relevant past stays partially active on its own, so the retrieval system doesn't have to search from scratch every time.</w:t>
       </w:r>
       <w:r>
         <w:rPr>
@@ -1373,6 +2861,125 @@
           <w:i w:val="0"/>
           <w:sz w:val="22"/>
         </w:rPr>
+        <w:t/>
+      </w:r>
+      <w:r>
+        <w:rPr>
+          <w:rFonts w:ascii="Calibri" w:hAnsi="Calibri"/>
+          <w:b w:val="0"/>
+          <w:i w:val="0"/>
+          <w:sz w:val="22"/>
+        </w:rPr>
+        <w:t xml:space="preserve"/>
+      </w:r>
+      <w:r>
+        <w:rPr>
+          <w:rFonts w:ascii="Calibri" w:hAnsi="Calibri"/>
+          <w:b/>
+          <w:i w:val="0"/>
+          <w:sz w:val="22"/>
+        </w:rPr>
+        <w:t/>
+      </w:r>
+      <w:r>
+        <w:rPr>
+          <w:rFonts w:ascii="Calibri" w:hAnsi="Calibri"/>
+          <w:b w:val="0"/>
+          <w:i w:val="0"/>
+          <w:sz w:val="22"/>
+        </w:rPr>
+        <w:t xml:space="preserve"/>
+      </w:r>
+      <w:r>
+        <w:rPr>
+          <w:rFonts w:ascii="Calibri" w:hAnsi="Calibri"/>
+          <w:b/>
+          <w:i w:val="0"/>
+          <w:sz w:val="22"/>
+        </w:rPr>
+        <w:t/>
+      </w:r>
+      <w:r>
+        <w:rPr>
+          <w:rFonts w:ascii="Calibri" w:hAnsi="Calibri"/>
+          <w:b w:val="0"/>
+          <w:i w:val="0"/>
+          <w:sz w:val="22"/>
+        </w:rPr>
+        <w:t xml:space="preserve"/>
+      </w:r>
+    </w:p>
+    <w:p>
+      <w:r>
+        <w:rPr>
+          <w:rFonts w:ascii="Calibri" w:hAnsi="Calibri"/>
+          <w:b w:val="0"/>
+          <w:i w:val="0"/>
+          <w:sz w:val="22"/>
+        </w:rPr>
+        <w:t xml:space="preserve"/>
+      </w:r>
+      <w:r>
+        <w:rPr>
+          <w:rFonts w:ascii="Calibri" w:hAnsi="Calibri"/>
+          <w:b/>
+          <w:i w:val="0"/>
+          <w:sz w:val="22"/>
+        </w:rPr>
+        <w:t/>
+      </w:r>
+      <w:r>
+        <w:rPr>
+          <w:rFonts w:ascii="Calibri" w:hAnsi="Calibri"/>
+          <w:b w:val="0"/>
+          <w:i w:val="0"/>
+          <w:sz w:val="22"/>
+        </w:rPr>
+        <w:t xml:space="preserve"/>
+      </w:r>
+      <w:r>
+        <w:rPr>
+          <w:rFonts w:ascii="Calibri" w:hAnsi="Calibri"/>
+          <w:b/>
+          <w:i w:val="0"/>
+          <w:sz w:val="22"/>
+        </w:rPr>
+        <w:t/>
+      </w:r>
+      <w:r>
+        <w:rPr>
+          <w:rFonts w:ascii="Calibri" w:hAnsi="Calibri"/>
+          <w:b w:val="0"/>
+          <w:i w:val="0"/>
+          <w:sz w:val="22"/>
+        </w:rPr>
+        <w:t xml:space="preserve"/>
+      </w:r>
+      <w:r>
+        <w:rPr>
+          <w:rFonts w:ascii="Calibri" w:hAnsi="Calibri"/>
+          <w:b/>
+          <w:i w:val="0"/>
+          <w:sz w:val="22"/>
+        </w:rPr>
+        <w:t/>
+      </w:r>
+      <w:r>
+        <w:rPr>
+          <w:rFonts w:ascii="Calibri" w:hAnsi="Calibri"/>
+          <w:b w:val="0"/>
+          <w:i w:val="0"/>
+          <w:sz w:val="22"/>
+        </w:rPr>
+        <w:t xml:space="preserve">Explicit memory itself splits further: </w:t>
+      </w:r>
+      <w:r>
+        <w:rPr>
+          <w:rFonts w:ascii="Calibri" w:hAnsi="Calibri"/>
+          <w:b/>
+          <w:i w:val="0"/>
+          <w:sz w:val="22"/>
+        </w:rPr>
         <w:t>episodic memory</w:t>
       </w:r>
       <w:r>
@@ -1400,7 +3007,126 @@
           <w:i w:val="0"/>
           <w:sz w:val="22"/>
         </w:rPr>
-        <w:t xml:space="preserve"> is general factual knowledge, detached from any specific episode of learning it (knowing that Paris is the capital of France, without remembering the specific moment you learned that fact) — a distinction Endel Tulving introduced specifically because the two types, despite both being "explicit," behave differently and can be selectively damaged independently of each other (Tulving, 1972). </w:t>
+        <w:t xml:space="preserve"> is general factual knowledge, detached from any specific episode of learning it (knowing that Paris is the capital of France, without remembering the specific moment you learned that fact) — a distinction Endel Tulving introduced specifically because the two types, despite both being "explicit," behave differently and can be selectively damaged independently of each other (Tulving, 1972).</w:t>
+      </w:r>
+      <w:r>
+        <w:rPr>
+          <w:rFonts w:ascii="Calibri" w:hAnsi="Calibri"/>
+          <w:b/>
+          <w:i w:val="0"/>
+          <w:sz w:val="22"/>
+        </w:rPr>
+        <w:t/>
+      </w:r>
+      <w:r>
+        <w:rPr>
+          <w:rFonts w:ascii="Calibri" w:hAnsi="Calibri"/>
+          <w:b w:val="0"/>
+          <w:i w:val="0"/>
+          <w:sz w:val="22"/>
+        </w:rPr>
+        <w:t xml:space="preserve"/>
+      </w:r>
+    </w:p>
+    <w:p>
+      <w:r>
+        <w:rPr>
+          <w:rFonts w:ascii="Calibri" w:hAnsi="Calibri"/>
+          <w:b w:val="0"/>
+          <w:i w:val="0"/>
+          <w:sz w:val="22"/>
+        </w:rPr>
+        <w:t xml:space="preserve"/>
+      </w:r>
+      <w:r>
+        <w:rPr>
+          <w:rFonts w:ascii="Calibri" w:hAnsi="Calibri"/>
+          <w:b/>
+          <w:i w:val="0"/>
+          <w:sz w:val="22"/>
+        </w:rPr>
+        <w:t/>
+      </w:r>
+      <w:r>
+        <w:rPr>
+          <w:rFonts w:ascii="Calibri" w:hAnsi="Calibri"/>
+          <w:b w:val="0"/>
+          <w:i w:val="0"/>
+          <w:sz w:val="22"/>
+        </w:rPr>
+        <w:t xml:space="preserve"/>
+      </w:r>
+      <w:r>
+        <w:rPr>
+          <w:rFonts w:ascii="Calibri" w:hAnsi="Calibri"/>
+          <w:b/>
+          <w:i w:val="0"/>
+          <w:sz w:val="22"/>
+        </w:rPr>
+        <w:t/>
+      </w:r>
+      <w:r>
+        <w:rPr>
+          <w:rFonts w:ascii="Calibri" w:hAnsi="Calibri"/>
+          <w:b w:val="0"/>
+          <w:i w:val="0"/>
+          <w:sz w:val="22"/>
+        </w:rPr>
+        <w:t xml:space="preserve"/>
+      </w:r>
+      <w:r>
+        <w:rPr>
+          <w:rFonts w:ascii="Calibri" w:hAnsi="Calibri"/>
+          <w:b/>
+          <w:i w:val="0"/>
+          <w:sz w:val="22"/>
+        </w:rPr>
+        <w:t/>
+      </w:r>
+      <w:r>
+        <w:rPr>
+          <w:rFonts w:ascii="Calibri" w:hAnsi="Calibri"/>
+          <w:b w:val="0"/>
+          <w:i w:val="0"/>
+          <w:sz w:val="22"/>
+        </w:rPr>
+        <w:t xml:space="preserve"/>
+      </w:r>
+      <w:r>
+        <w:rPr>
+          <w:rFonts w:ascii="Calibri" w:hAnsi="Calibri"/>
+          <w:b/>
+          <w:i w:val="0"/>
+          <w:sz w:val="22"/>
+        </w:rPr>
+        <w:t/>
+      </w:r>
+      <w:r>
+        <w:rPr>
+          <w:rFonts w:ascii="Calibri" w:hAnsi="Calibri"/>
+          <w:b w:val="0"/>
+          <w:i w:val="0"/>
+          <w:sz w:val="22"/>
+        </w:rPr>
+        <w:t xml:space="preserve"/>
+      </w:r>
+      <w:r>
+        <w:rPr>
+          <w:rFonts w:ascii="Calibri" w:hAnsi="Calibri"/>
+          <w:b/>
+          <w:i w:val="0"/>
+          <w:sz w:val="22"/>
+        </w:rPr>
+        <w:t/>
+      </w:r>
+      <w:r>
+        <w:rPr>
+          <w:rFonts w:ascii="Calibri" w:hAnsi="Calibri"/>
+          <w:b w:val="0"/>
+          <w:i w:val="0"/>
+          <w:sz w:val="22"/>
+        </w:rPr>
+        <w:t xml:space="preserve"/>
       </w:r>
       <w:r>
         <w:rPr>
@@ -2024,7 +3750,7 @@
           <w:i w:val="0"/>
           <w:sz w:val="22"/>
         </w:rPr>
-        <w:t xml:space="preserve">The distinction matters because the two systems can be damaged independently, which is itself some of the strongest evidence that they're genuinely separate systems rather than two labels for the same thing. </w:t>
+        <w:t xml:space="preserve">The distinction matters because the two systems can be damaged independently, which is itself some of the strongest evidence that they're genuinely separate systems rather than two labels for the same thing.</w:t>
       </w:r>
       <w:r>
         <w:rPr>
@@ -2033,6 +3759,35 @@
           <w:i/>
           <w:sz w:val="22"/>
         </w:rPr>
+        <w:t/>
+      </w:r>
+      <w:r>
+        <w:rPr>
+          <w:rFonts w:ascii="Calibri" w:hAnsi="Calibri"/>
+          <w:b w:val="0"/>
+          <w:i w:val="0"/>
+          <w:sz w:val="22"/>
+        </w:rPr>
+        <w:t xml:space="preserve"/>
+      </w:r>
+    </w:p>
+    <w:p>
+      <w:r>
+        <w:rPr>
+          <w:rFonts w:ascii="Calibri" w:hAnsi="Calibri"/>
+          <w:b w:val="0"/>
+          <w:i w:val="0"/>
+          <w:sz w:val="22"/>
+        </w:rPr>
+        <w:t xml:space="preserve"/>
+      </w:r>
+      <w:r>
+        <w:rPr>
+          <w:rFonts w:ascii="Calibri" w:hAnsi="Calibri"/>
+          <w:b w:val="0"/>
+          <w:i/>
+          <w:sz w:val="22"/>
+        </w:rPr>
         <w:t>Diagnostic question:</w:t>
       </w:r>
       <w:r>
@@ -2042,7 +3797,36 @@
           <w:i w:val="0"/>
           <w:sz w:val="22"/>
         </w:rPr>
-        <w:t xml:space="preserve"> a patient with severe amnesia cannot recall ever having practiced a mirror-tracing task (tracing a shape while only able to see it reflected in a mirror) — they have no episodic memory of the practice sessions at all — but their performance on the task improves session after session anyway, just as it would for someone with no memory impairment. Is the improvement explicit or implicit memory? (Implicit — specifically procedural memory. The patient has no conscious, explicit recollection of the practice, but the motor skill itself is being retained and improved across sessions, which is the signature of an intact implicit system operating independently of a damaged explicit one.) A different patient can't remember meeting a particular doctor on three prior occasions, but reports an inexplicable, unfounded sense of unease around that doctor specifically. Is that unease explicit or implicit? (Implicit — an emotional/associative trace is influencing behavior and feeling without any accompanying conscious, retrievable memory of the doctor or the prior encounters that produced it.)</w:t>
+        <w:t xml:space="preserve"> a patient with severe amnesia cannot recall ever having practiced a mirror-tracing task (tracing a shape while only able to see it reflected in a mirror) — they have no episodic memory of the practice sessions at all — but their performance on the task improves session after session anyway, just as it would for someone with no memory impairment. Is the improvement explicit or implicit memory? (Implicit — specifically procedural memory. The patient has no conscious, explicit recollection of the practice, but the motor skill itself is being retained and improved across sessions, which is the signature of an intact implicit system operating independently of a damaged explicit one.)</w:t>
+      </w:r>
+    </w:p>
+    <w:p>
+      <w:r>
+        <w:rPr>
+          <w:rFonts w:ascii="Calibri" w:hAnsi="Calibri"/>
+          <w:b w:val="0"/>
+          <w:i w:val="0"/>
+          <w:sz w:val="22"/>
+        </w:rPr>
+        <w:t xml:space="preserve"/>
+      </w:r>
+      <w:r>
+        <w:rPr>
+          <w:rFonts w:ascii="Calibri" w:hAnsi="Calibri"/>
+          <w:b w:val="0"/>
+          <w:i/>
+          <w:sz w:val="22"/>
+        </w:rPr>
+        <w:t/>
+      </w:r>
+      <w:r>
+        <w:rPr>
+          <w:rFonts w:ascii="Calibri" w:hAnsi="Calibri"/>
+          <w:b w:val="0"/>
+          <w:i w:val="0"/>
+          <w:sz w:val="22"/>
+        </w:rPr>
+        <w:t xml:space="preserve">A different patient can't remember meeting a particular doctor on three prior occasions, but reports an inexplicable, unfounded sense of unease around that doctor specifically. Is that unease explicit or implicit? (Implicit — an emotional/associative trace is influencing behavior and feeling without any accompanying conscious, retrievable memory of the doctor or the prior encounters that produced it.)</w:t>
       </w:r>
     </w:p>
     <w:p>
@@ -2225,7 +4009,7 @@
           <w:i w:val="0"/>
           <w:sz w:val="22"/>
         </w:rPr>
-        <w:t xml:space="preserve"> memories going forward from the point of injury is the defining feature here; the patient's memory for the past, before the injury, is intact.) A different patient, after the same kind of injury, can learn and retain new information just fine going forward, but has lost access to most of their memories from the two years immediately preceding the accident. Is this anterograde or retrograde amnesia? (Retrograde — memory loss extending </w:t>
+        <w:t xml:space="preserve"> memories going forward from the point of injury is the defining feature here; the patient's memory for the past, before the injury, is intact.)</w:t>
       </w:r>
       <w:r>
         <w:rPr>
@@ -2234,6 +4018,62 @@
           <w:i/>
           <w:sz w:val="22"/>
         </w:rPr>
+        <w:t/>
+      </w:r>
+      <w:r>
+        <w:rPr>
+          <w:rFonts w:ascii="Calibri" w:hAnsi="Calibri"/>
+          <w:b w:val="0"/>
+          <w:i w:val="0"/>
+          <w:sz w:val="22"/>
+        </w:rPr>
+        <w:t xml:space="preserve"/>
+      </w:r>
+    </w:p>
+    <w:p>
+      <w:r>
+        <w:rPr>
+          <w:rFonts w:ascii="Calibri" w:hAnsi="Calibri"/>
+          <w:b w:val="0"/>
+          <w:i/>
+          <w:sz w:val="22"/>
+        </w:rPr>
+        <w:t/>
+      </w:r>
+      <w:r>
+        <w:rPr>
+          <w:rFonts w:ascii="Calibri" w:hAnsi="Calibri"/>
+          <w:b w:val="0"/>
+          <w:i w:val="0"/>
+          <w:sz w:val="22"/>
+        </w:rPr>
+        <w:t xml:space="preserve"/>
+      </w:r>
+      <w:r>
+        <w:rPr>
+          <w:rFonts w:ascii="Calibri" w:hAnsi="Calibri"/>
+          <w:b w:val="0"/>
+          <w:i/>
+          <w:sz w:val="22"/>
+        </w:rPr>
+        <w:t/>
+      </w:r>
+      <w:r>
+        <w:rPr>
+          <w:rFonts w:ascii="Calibri" w:hAnsi="Calibri"/>
+          <w:b w:val="0"/>
+          <w:i w:val="0"/>
+          <w:sz w:val="22"/>
+        </w:rPr>
+        <w:t xml:space="preserve">A different patient, after the same kind of injury, can learn and retain new information just fine going forward, but has lost access to most of their memories from the two years immediately preceding the accident. Is this anterograde or retrograde amnesia? (Retrograde — memory loss extending </w:t>
+      </w:r>
+      <w:r>
+        <w:rPr>
+          <w:rFonts w:ascii="Calibri" w:hAnsi="Calibri"/>
+          <w:b w:val="0"/>
+          <w:i/>
+          <w:sz w:val="22"/>
+        </w:rPr>
         <w:t>backward</w:t>
       </w:r>
       <w:r>
@@ -2243,7 +4083,63 @@
           <w:i w:val="0"/>
           <w:sz w:val="22"/>
         </w:rPr>
-        <w:t xml:space="preserve"> from the injury, affecting previously stored memories, while the ability to form new ones afterward remains intact.) H.M. and Clive Wearing both had a mix of the two, which is exactly why the distinction matters: describing either case accurately requires specifying which direction the memory loss runs, not just that "amnesia" occurred.</w:t>
+        <w:t xml:space="preserve"> from the injury, affecting previously stored memories, while the ability to form new ones afterward remains intact.)</w:t>
+      </w:r>
+    </w:p>
+    <w:p>
+      <w:r>
+        <w:rPr>
+          <w:rFonts w:ascii="Calibri" w:hAnsi="Calibri"/>
+          <w:b w:val="0"/>
+          <w:i/>
+          <w:sz w:val="22"/>
+        </w:rPr>
+        <w:t/>
+      </w:r>
+      <w:r>
+        <w:rPr>
+          <w:rFonts w:ascii="Calibri" w:hAnsi="Calibri"/>
+          <w:b w:val="0"/>
+          <w:i w:val="0"/>
+          <w:sz w:val="22"/>
+        </w:rPr>
+        <w:t xml:space="preserve"/>
+      </w:r>
+      <w:r>
+        <w:rPr>
+          <w:rFonts w:ascii="Calibri" w:hAnsi="Calibri"/>
+          <w:b w:val="0"/>
+          <w:i/>
+          <w:sz w:val="22"/>
+        </w:rPr>
+        <w:t/>
+      </w:r>
+      <w:r>
+        <w:rPr>
+          <w:rFonts w:ascii="Calibri" w:hAnsi="Calibri"/>
+          <w:b w:val="0"/>
+          <w:i w:val="0"/>
+          <w:sz w:val="22"/>
+        </w:rPr>
+        <w:t xml:space="preserve"/>
+      </w:r>
+      <w:r>
+        <w:rPr>
+          <w:rFonts w:ascii="Calibri" w:hAnsi="Calibri"/>
+          <w:b w:val="0"/>
+          <w:i/>
+          <w:sz w:val="22"/>
+        </w:rPr>
+        <w:t/>
+      </w:r>
+      <w:r>
+        <w:rPr>
+          <w:rFonts w:ascii="Calibri" w:hAnsi="Calibri"/>
+          <w:b w:val="0"/>
+          <w:i w:val="0"/>
+          <w:sz w:val="22"/>
+        </w:rPr>
+        <w:t xml:space="preserve">H.M. and Clive Wearing both had a mix of the two, which is exactly why the distinction matters: describing either case accurately requires specifying which direction the memory loss runs, not just that "amnesia" occurred.</w:t>
       </w:r>
     </w:p>
     <w:p>
@@ -2434,7 +4330,126 @@
           <w:i w:val="0"/>
           <w:sz w:val="22"/>
         </w:rPr>
-        <w:t xml:space="preserve"> are recalled worst of all, having neither advantage (Murdock, 1962). The serial position curve is one of memory research's most robust, easily-replicated findings, and it's a genuinely useful diagnostic: if you can disrupt the recency effect specifically (by inserting a delay or a distracting task between the list and the recall test) while leaving the primacy effect intact, that's strong evidence the two effects really do come from two separate systems (working memory for recency, long-term memory for primacy) rather than one unified process.</w:t>
+        <w:t xml:space="preserve"> are recalled worst of all, having neither advantage (Murdock, 1962).</w:t>
+      </w:r>
+    </w:p>
+    <w:p>
+      <w:r>
+        <w:rPr>
+          <w:rFonts w:ascii="Calibri" w:hAnsi="Calibri"/>
+          <w:b w:val="0"/>
+          <w:i w:val="0"/>
+          <w:sz w:val="22"/>
+        </w:rPr>
+        <w:t xml:space="preserve"/>
+      </w:r>
+      <w:r>
+        <w:rPr>
+          <w:rFonts w:ascii="Calibri" w:hAnsi="Calibri"/>
+          <w:b/>
+          <w:i w:val="0"/>
+          <w:sz w:val="22"/>
+        </w:rPr>
+        <w:t/>
+      </w:r>
+      <w:r>
+        <w:rPr>
+          <w:rFonts w:ascii="Calibri" w:hAnsi="Calibri"/>
+          <w:b w:val="0"/>
+          <w:i w:val="0"/>
+          <w:sz w:val="22"/>
+        </w:rPr>
+        <w:t xml:space="preserve"/>
+      </w:r>
+      <w:r>
+        <w:rPr>
+          <w:rFonts w:ascii="Calibri" w:hAnsi="Calibri"/>
+          <w:b w:val="0"/>
+          <w:i/>
+          <w:sz w:val="22"/>
+        </w:rPr>
+        <w:t/>
+      </w:r>
+      <w:r>
+        <w:rPr>
+          <w:rFonts w:ascii="Calibri" w:hAnsi="Calibri"/>
+          <w:b w:val="0"/>
+          <w:i w:val="0"/>
+          <w:sz w:val="22"/>
+        </w:rPr>
+        <w:t xml:space="preserve"/>
+      </w:r>
+      <w:r>
+        <w:rPr>
+          <w:rFonts w:ascii="Calibri" w:hAnsi="Calibri"/>
+          <w:b/>
+          <w:i w:val="0"/>
+          <w:sz w:val="22"/>
+        </w:rPr>
+        <w:t/>
+      </w:r>
+      <w:r>
+        <w:rPr>
+          <w:rFonts w:ascii="Calibri" w:hAnsi="Calibri"/>
+          <w:b w:val="0"/>
+          <w:i w:val="0"/>
+          <w:sz w:val="22"/>
+        </w:rPr>
+        <w:t xml:space="preserve"/>
+      </w:r>
+      <w:r>
+        <w:rPr>
+          <w:rFonts w:ascii="Calibri" w:hAnsi="Calibri"/>
+          <w:b w:val="0"/>
+          <w:i/>
+          <w:sz w:val="22"/>
+        </w:rPr>
+        <w:t/>
+      </w:r>
+      <w:r>
+        <w:rPr>
+          <w:rFonts w:ascii="Calibri" w:hAnsi="Calibri"/>
+          <w:b w:val="0"/>
+          <w:i w:val="0"/>
+          <w:sz w:val="22"/>
+        </w:rPr>
+        <w:t xml:space="preserve"/>
+      </w:r>
+      <w:r>
+        <w:rPr>
+          <w:rFonts w:ascii="Calibri" w:hAnsi="Calibri"/>
+          <w:b/>
+          <w:i w:val="0"/>
+          <w:sz w:val="22"/>
+        </w:rPr>
+        <w:t/>
+      </w:r>
+      <w:r>
+        <w:rPr>
+          <w:rFonts w:ascii="Calibri" w:hAnsi="Calibri"/>
+          <w:b w:val="0"/>
+          <w:i w:val="0"/>
+          <w:sz w:val="22"/>
+        </w:rPr>
+        <w:t xml:space="preserve"/>
+      </w:r>
+      <w:r>
+        <w:rPr>
+          <w:rFonts w:ascii="Calibri" w:hAnsi="Calibri"/>
+          <w:b w:val="0"/>
+          <w:i/>
+          <w:sz w:val="22"/>
+        </w:rPr>
+        <w:t/>
+      </w:r>
+      <w:r>
+        <w:rPr>
+          <w:rFonts w:ascii="Calibri" w:hAnsi="Calibri"/>
+          <w:b w:val="0"/>
+          <w:i w:val="0"/>
+          <w:sz w:val="22"/>
+        </w:rPr>
+        <w:t xml:space="preserve">The serial position curve is one of memory research's most robust, easily-replicated findings, and it's a genuinely useful diagnostic: if you can disrupt the recency effect specifically (by inserting a delay or a distracting task between the list and the recall test) while leaving the primacy effect intact, that's strong evidence the two effects really do come from two separate systems (working memory for recency, long-term memory for primacy) rather than one unified process.</w:t>
       </w:r>
     </w:p>
     <w:p>
@@ -2470,7 +4485,7 @@
           <w:i w:val="0"/>
           <w:sz w:val="22"/>
         </w:rPr>
-        <w:t xml:space="preserve">Why does the middle of the list get forgotten, and why does anything get forgotten at all? Two classic explanations compete here, and they make genuinely different predictions. </w:t>
+        <w:t xml:space="preserve">Why does the middle of the list get forgotten, and why does anything get forgotten at all? Two classic explanations compete here, and they make genuinely different predictions.</w:t>
       </w:r>
       <w:r>
         <w:rPr>
@@ -2479,16 +4494,16 @@
           <w:i w:val="0"/>
           <w:sz w:val="22"/>
         </w:rPr>
-        <w:t>Decay theory</w:t>
-      </w:r>
-      <w:r>
-        <w:rPr>
-          <w:rFonts w:ascii="Calibri" w:hAnsi="Calibri"/>
-          <w:b w:val="0"/>
-          <w:i w:val="0"/>
-          <w:sz w:val="22"/>
-        </w:rPr>
-        <w:t xml:space="preserve"> holds that memory traces simply fade with the passage of time itself, the way a photograph left in the sun gradually loses its color — pure time, nothing else, is the active ingredient in forgetting. </w:t>
+        <w:t/>
+      </w:r>
+      <w:r>
+        <w:rPr>
+          <w:rFonts w:ascii="Calibri" w:hAnsi="Calibri"/>
+          <w:b w:val="0"/>
+          <w:i w:val="0"/>
+          <w:sz w:val="22"/>
+        </w:rPr>
+        <w:t xml:space="preserve"/>
       </w:r>
       <w:r>
         <w:rPr>
@@ -2497,16 +4512,16 @@
           <w:i w:val="0"/>
           <w:sz w:val="22"/>
         </w:rPr>
-        <w:t>Interference theory</w:t>
-      </w:r>
-      <w:r>
-        <w:rPr>
-          <w:rFonts w:ascii="Calibri" w:hAnsi="Calibri"/>
-          <w:b w:val="0"/>
-          <w:i w:val="0"/>
-          <w:sz w:val="22"/>
-        </w:rPr>
-        <w:t xml:space="preserve"> holds that forgetting happens not because of time passing per se, but because other learning gets in the way: </w:t>
+        <w:t/>
+      </w:r>
+      <w:r>
+        <w:rPr>
+          <w:rFonts w:ascii="Calibri" w:hAnsi="Calibri"/>
+          <w:b w:val="0"/>
+          <w:i w:val="0"/>
+          <w:sz w:val="22"/>
+        </w:rPr>
+        <w:t xml:space="preserve"/>
       </w:r>
       <w:r>
         <w:rPr>
@@ -2515,16 +4530,16 @@
           <w:i w:val="0"/>
           <w:sz w:val="22"/>
         </w:rPr>
-        <w:t>proactive interference</w:t>
-      </w:r>
-      <w:r>
-        <w:rPr>
-          <w:rFonts w:ascii="Calibri" w:hAnsi="Calibri"/>
-          <w:b w:val="0"/>
-          <w:i w:val="0"/>
-          <w:sz w:val="22"/>
-        </w:rPr>
-        <w:t xml:space="preserve"> is when </w:t>
+        <w:t/>
+      </w:r>
+      <w:r>
+        <w:rPr>
+          <w:rFonts w:ascii="Calibri" w:hAnsi="Calibri"/>
+          <w:b w:val="0"/>
+          <w:i w:val="0"/>
+          <w:sz w:val="22"/>
+        </w:rPr>
+        <w:t xml:space="preserve"/>
       </w:r>
       <w:r>
         <w:rPr>
@@ -2533,16 +4548,16 @@
           <w:i/>
           <w:sz w:val="22"/>
         </w:rPr>
-        <w:t>older</w:t>
-      </w:r>
-      <w:r>
-        <w:rPr>
-          <w:rFonts w:ascii="Calibri" w:hAnsi="Calibri"/>
-          <w:b w:val="0"/>
-          <w:i w:val="0"/>
-          <w:sz w:val="22"/>
-        </w:rPr>
-        <w:t xml:space="preserve"> information disrupts the retrieval of </w:t>
+        <w:t/>
+      </w:r>
+      <w:r>
+        <w:rPr>
+          <w:rFonts w:ascii="Calibri" w:hAnsi="Calibri"/>
+          <w:b w:val="0"/>
+          <w:i w:val="0"/>
+          <w:sz w:val="22"/>
+        </w:rPr>
+        <w:t xml:space="preserve"/>
       </w:r>
       <w:r>
         <w:rPr>
@@ -2551,16 +4566,16 @@
           <w:i/>
           <w:sz w:val="22"/>
         </w:rPr>
-        <w:t>newer</w:t>
-      </w:r>
-      <w:r>
-        <w:rPr>
-          <w:rFonts w:ascii="Calibri" w:hAnsi="Calibri"/>
-          <w:b w:val="0"/>
-          <w:i w:val="0"/>
-          <w:sz w:val="22"/>
-        </w:rPr>
-        <w:t xml:space="preserve"> information (your old phone number keeps intruding when you try to recall your new one), and </w:t>
+        <w:t/>
+      </w:r>
+      <w:r>
+        <w:rPr>
+          <w:rFonts w:ascii="Calibri" w:hAnsi="Calibri"/>
+          <w:b w:val="0"/>
+          <w:i w:val="0"/>
+          <w:sz w:val="22"/>
+        </w:rPr>
+        <w:t xml:space="preserve"/>
       </w:r>
       <w:r>
         <w:rPr>
@@ -2569,16 +4584,16 @@
           <w:i w:val="0"/>
           <w:sz w:val="22"/>
         </w:rPr>
-        <w:t>retroactive interference</w:t>
-      </w:r>
-      <w:r>
-        <w:rPr>
-          <w:rFonts w:ascii="Calibri" w:hAnsi="Calibri"/>
-          <w:b w:val="0"/>
-          <w:i w:val="0"/>
-          <w:sz w:val="22"/>
-        </w:rPr>
-        <w:t xml:space="preserve"> is when </w:t>
+        <w:t/>
+      </w:r>
+      <w:r>
+        <w:rPr>
+          <w:rFonts w:ascii="Calibri" w:hAnsi="Calibri"/>
+          <w:b w:val="0"/>
+          <w:i w:val="0"/>
+          <w:sz w:val="22"/>
+        </w:rPr>
+        <w:t xml:space="preserve"/>
       </w:r>
       <w:r>
         <w:rPr>
@@ -2587,16 +4602,16 @@
           <w:i/>
           <w:sz w:val="22"/>
         </w:rPr>
-        <w:t>newer</w:t>
-      </w:r>
-      <w:r>
-        <w:rPr>
-          <w:rFonts w:ascii="Calibri" w:hAnsi="Calibri"/>
-          <w:b w:val="0"/>
-          <w:i w:val="0"/>
-          <w:sz w:val="22"/>
-        </w:rPr>
-        <w:t xml:space="preserve"> information disrupts the retrieval of </w:t>
+        <w:t/>
+      </w:r>
+      <w:r>
+        <w:rPr>
+          <w:rFonts w:ascii="Calibri" w:hAnsi="Calibri"/>
+          <w:b w:val="0"/>
+          <w:i w:val="0"/>
+          <w:sz w:val="22"/>
+        </w:rPr>
+        <w:t xml:space="preserve"/>
       </w:r>
       <w:r>
         <w:rPr>
@@ -2605,16 +4620,16 @@
           <w:i/>
           <w:sz w:val="22"/>
         </w:rPr>
-        <w:t>older</w:t>
-      </w:r>
-      <w:r>
-        <w:rPr>
-          <w:rFonts w:ascii="Calibri" w:hAnsi="Calibri"/>
-          <w:b w:val="0"/>
-          <w:i w:val="0"/>
-          <w:sz w:val="22"/>
-        </w:rPr>
-        <w:t xml:space="preserve"> information (learning a new password makes your old one harder to recall). The classic evidence favoring interference over pure decay comes from a deceptively simple study: participants who learned a list and then slept showed substantially better retention than participants who learned a list and then stayed awake for the same number of hours, doing ordinary daily activities — exactly the opposite of what pure decay theory predicts, since both groups had the same amount of time pass (Jenkins &amp; Dallenbach, 1924). If forgetting were purely a function of elapsed time, sleep and wakefulness should have produced identical forgetting; the fact that wakefulness produced </w:t>
+        <w:t/>
+      </w:r>
+      <w:r>
+        <w:rPr>
+          <w:rFonts w:ascii="Calibri" w:hAnsi="Calibri"/>
+          <w:b w:val="0"/>
+          <w:i w:val="0"/>
+          <w:sz w:val="22"/>
+        </w:rPr>
+        <w:t xml:space="preserve"/>
       </w:r>
       <w:r>
         <w:rPr>
@@ -2623,16 +4638,16 @@
           <w:i/>
           <w:sz w:val="22"/>
         </w:rPr>
-        <w:t>more</w:t>
-      </w:r>
-      <w:r>
-        <w:rPr>
-          <w:rFonts w:ascii="Calibri" w:hAnsi="Calibri"/>
-          <w:b w:val="0"/>
-          <w:i w:val="0"/>
-          <w:sz w:val="22"/>
-        </w:rPr>
-        <w:t xml:space="preserve"> forgetting implicates the new information and activity encountered while awake — interference — rather than time alone. One caveat: modern sleep research makes clear that sleep is not merely a passive absence of interference. Sleep appears to actively support memory consolidation — stabilizing and reorganizing newly encoded material during specific sleep stages — so the retention advantage for the sleeping group likely reflects both less interference </w:t>
+        <w:t/>
+      </w:r>
+      <w:r>
+        <w:rPr>
+          <w:rFonts w:ascii="Calibri" w:hAnsi="Calibri"/>
+          <w:b w:val="0"/>
+          <w:i w:val="0"/>
+          <w:sz w:val="22"/>
+        </w:rPr>
+        <w:t xml:space="preserve"/>
       </w:r>
       <w:r>
         <w:rPr>
@@ -2641,16 +4656,16 @@
           <w:i/>
           <w:sz w:val="22"/>
         </w:rPr>
-        <w:t>and</w:t>
-      </w:r>
-      <w:r>
-        <w:rPr>
-          <w:rFonts w:ascii="Calibri" w:hAnsi="Calibri"/>
-          <w:b w:val="0"/>
-          <w:i w:val="0"/>
-          <w:sz w:val="22"/>
-        </w:rPr>
-        <w:t xml:space="preserve"> a genuine consolidation benefit. The Jenkins and Dallenbach result is best read as evidence that interference explains more forgetting than pure decay predicts, not as proof that sleep's only benefit is passive protection from new information. None of this means decay plays no role at all in forgetting (Hermann Ebbinghaus's original forgetting-curve research, the first systematic study of memory loss over time, still shows a real time-dependent component to forgetting; Ebbinghaus, 1885), but interference is now understood to do most of the explanatory work in ordinary day-to-day forgetting, with pure decay playing a smaller part than early theory assumed.</w:t>
+        <w:t/>
+      </w:r>
+      <w:r>
+        <w:rPr>
+          <w:rFonts w:ascii="Calibri" w:hAnsi="Calibri"/>
+          <w:b w:val="0"/>
+          <w:i w:val="0"/>
+          <w:sz w:val="22"/>
+        </w:rPr>
+        <w:t xml:space="preserve"/>
       </w:r>
     </w:p>
     <w:p>
@@ -2661,7 +4676,1006 @@
           <w:i w:val="0"/>
           <w:sz w:val="22"/>
         </w:rPr>
-        <w:t>Zoom out from the mechanism, though, and a different question is worth asking: why would a system be built to forget anything at all, rather than simply keeping a complete, permanent record of everything that happens? The master loop this book keeps returning to — partial input compressed into a workable model, not archived in full — supplies the answer, and memory is where that compression is easiest to see directly. Natural selection did not shape memory to be an accurate historian; it shaped memory to keep an organism maximally effective in its current environment. A morning routine from your first week of middle school was, at the time, perfectly well encoded — you needed it every day. It has essentially zero relevance now, and losing easy access to it isn't a malfunction; it's the model staying current, freeing capacity for what's actually useful today. This is the same efficiency-versus-flexibility trade-off this book keeps running into: a system that retained everything with equal fidelity forever would be safer against any single loss, but it would also be slower to search and more cluttered with irrelevant detail than one tuned to what currently matters. There is direct experimental support for memory being tuned this way on purpose: material that participants rate for survival relevance — imagining gathering food or evading a predator in an unfamiliar environment, for instance — is recalled significantly better than the same material processed just as deeply for unrelated reasons, an advantage that holds up even against study techniques, like imagery and self-reference, already known to be unusually effective on their own (Nairne, Thompson, &amp; Pandeirada, 2007). Forgetting the mundane while retaining the fitness-relevant is not the system breaking down — it is the system doing exactly the compression it evolved to do.</w:t>
+        <w:t xml:space="preserve"/>
+      </w:r>
+      <w:r>
+        <w:rPr>
+          <w:rFonts w:ascii="Calibri" w:hAnsi="Calibri"/>
+          <w:b/>
+          <w:i w:val="0"/>
+          <w:sz w:val="22"/>
+        </w:rPr>
+        <w:t>Decay theory</w:t>
+      </w:r>
+      <w:r>
+        <w:rPr>
+          <w:rFonts w:ascii="Calibri" w:hAnsi="Calibri"/>
+          <w:b w:val="0"/>
+          <w:i w:val="0"/>
+          <w:sz w:val="22"/>
+        </w:rPr>
+        <w:t xml:space="preserve"> holds that memory traces simply fade with the passage of time itself, the way a photograph left in the sun gradually loses its color — pure time, nothing else, is the active ingredient in forgetting.</w:t>
+      </w:r>
+      <w:r>
+        <w:rPr>
+          <w:rFonts w:ascii="Calibri" w:hAnsi="Calibri"/>
+          <w:b/>
+          <w:i w:val="0"/>
+          <w:sz w:val="22"/>
+        </w:rPr>
+        <w:t/>
+      </w:r>
+      <w:r>
+        <w:rPr>
+          <w:rFonts w:ascii="Calibri" w:hAnsi="Calibri"/>
+          <w:b w:val="0"/>
+          <w:i w:val="0"/>
+          <w:sz w:val="22"/>
+        </w:rPr>
+        <w:t xml:space="preserve"/>
+      </w:r>
+      <w:r>
+        <w:rPr>
+          <w:rFonts w:ascii="Calibri" w:hAnsi="Calibri"/>
+          <w:b/>
+          <w:i w:val="0"/>
+          <w:sz w:val="22"/>
+        </w:rPr>
+        <w:t/>
+      </w:r>
+      <w:r>
+        <w:rPr>
+          <w:rFonts w:ascii="Calibri" w:hAnsi="Calibri"/>
+          <w:b w:val="0"/>
+          <w:i w:val="0"/>
+          <w:sz w:val="22"/>
+        </w:rPr>
+        <w:t xml:space="preserve"/>
+      </w:r>
+      <w:r>
+        <w:rPr>
+          <w:rFonts w:ascii="Calibri" w:hAnsi="Calibri"/>
+          <w:b w:val="0"/>
+          <w:i/>
+          <w:sz w:val="22"/>
+        </w:rPr>
+        <w:t/>
+      </w:r>
+      <w:r>
+        <w:rPr>
+          <w:rFonts w:ascii="Calibri" w:hAnsi="Calibri"/>
+          <w:b w:val="0"/>
+          <w:i w:val="0"/>
+          <w:sz w:val="22"/>
+        </w:rPr>
+        <w:t xml:space="preserve"/>
+      </w:r>
+      <w:r>
+        <w:rPr>
+          <w:rFonts w:ascii="Calibri" w:hAnsi="Calibri"/>
+          <w:b w:val="0"/>
+          <w:i/>
+          <w:sz w:val="22"/>
+        </w:rPr>
+        <w:t/>
+      </w:r>
+      <w:r>
+        <w:rPr>
+          <w:rFonts w:ascii="Calibri" w:hAnsi="Calibri"/>
+          <w:b w:val="0"/>
+          <w:i w:val="0"/>
+          <w:sz w:val="22"/>
+        </w:rPr>
+        <w:t xml:space="preserve"/>
+      </w:r>
+      <w:r>
+        <w:rPr>
+          <w:rFonts w:ascii="Calibri" w:hAnsi="Calibri"/>
+          <w:b/>
+          <w:i w:val="0"/>
+          <w:sz w:val="22"/>
+        </w:rPr>
+        <w:t/>
+      </w:r>
+      <w:r>
+        <w:rPr>
+          <w:rFonts w:ascii="Calibri" w:hAnsi="Calibri"/>
+          <w:b w:val="0"/>
+          <w:i w:val="0"/>
+          <w:sz w:val="22"/>
+        </w:rPr>
+        <w:t xml:space="preserve"/>
+      </w:r>
+      <w:r>
+        <w:rPr>
+          <w:rFonts w:ascii="Calibri" w:hAnsi="Calibri"/>
+          <w:b w:val="0"/>
+          <w:i/>
+          <w:sz w:val="22"/>
+        </w:rPr>
+        <w:t/>
+      </w:r>
+      <w:r>
+        <w:rPr>
+          <w:rFonts w:ascii="Calibri" w:hAnsi="Calibri"/>
+          <w:b w:val="0"/>
+          <w:i w:val="0"/>
+          <w:sz w:val="22"/>
+        </w:rPr>
+        <w:t xml:space="preserve"/>
+      </w:r>
+      <w:r>
+        <w:rPr>
+          <w:rFonts w:ascii="Calibri" w:hAnsi="Calibri"/>
+          <w:b w:val="0"/>
+          <w:i/>
+          <w:sz w:val="22"/>
+        </w:rPr>
+        <w:t/>
+      </w:r>
+      <w:r>
+        <w:rPr>
+          <w:rFonts w:ascii="Calibri" w:hAnsi="Calibri"/>
+          <w:b w:val="0"/>
+          <w:i w:val="0"/>
+          <w:sz w:val="22"/>
+        </w:rPr>
+        <w:t xml:space="preserve"/>
+      </w:r>
+      <w:r>
+        <w:rPr>
+          <w:rFonts w:ascii="Calibri" w:hAnsi="Calibri"/>
+          <w:b w:val="0"/>
+          <w:i/>
+          <w:sz w:val="22"/>
+        </w:rPr>
+        <w:t/>
+      </w:r>
+      <w:r>
+        <w:rPr>
+          <w:rFonts w:ascii="Calibri" w:hAnsi="Calibri"/>
+          <w:b w:val="0"/>
+          <w:i w:val="0"/>
+          <w:sz w:val="22"/>
+        </w:rPr>
+        <w:t xml:space="preserve"/>
+      </w:r>
+      <w:r>
+        <w:rPr>
+          <w:rFonts w:ascii="Calibri" w:hAnsi="Calibri"/>
+          <w:b w:val="0"/>
+          <w:i/>
+          <w:sz w:val="22"/>
+        </w:rPr>
+        <w:t/>
+      </w:r>
+      <w:r>
+        <w:rPr>
+          <w:rFonts w:ascii="Calibri" w:hAnsi="Calibri"/>
+          <w:b w:val="0"/>
+          <w:i w:val="0"/>
+          <w:sz w:val="22"/>
+        </w:rPr>
+        <w:t xml:space="preserve"/>
+      </w:r>
+    </w:p>
+    <w:p>
+      <w:r>
+        <w:rPr>
+          <w:rFonts w:ascii="Calibri" w:hAnsi="Calibri"/>
+          <w:b w:val="0"/>
+          <w:i w:val="0"/>
+          <w:sz w:val="22"/>
+        </w:rPr>
+        <w:t xml:space="preserve"/>
+      </w:r>
+      <w:r>
+        <w:rPr>
+          <w:rFonts w:ascii="Calibri" w:hAnsi="Calibri"/>
+          <w:b/>
+          <w:i w:val="0"/>
+          <w:sz w:val="22"/>
+        </w:rPr>
+        <w:t/>
+      </w:r>
+      <w:r>
+        <w:rPr>
+          <w:rFonts w:ascii="Calibri" w:hAnsi="Calibri"/>
+          <w:b w:val="0"/>
+          <w:i w:val="0"/>
+          <w:sz w:val="22"/>
+        </w:rPr>
+        <w:t xml:space="preserve"/>
+      </w:r>
+      <w:r>
+        <w:rPr>
+          <w:rFonts w:ascii="Calibri" w:hAnsi="Calibri"/>
+          <w:b/>
+          <w:i w:val="0"/>
+          <w:sz w:val="22"/>
+        </w:rPr>
+        <w:t>Interference theory</w:t>
+      </w:r>
+      <w:r>
+        <w:rPr>
+          <w:rFonts w:ascii="Calibri" w:hAnsi="Calibri"/>
+          <w:b w:val="0"/>
+          <w:i w:val="0"/>
+          <w:sz w:val="22"/>
+        </w:rPr>
+        <w:t xml:space="preserve"> holds that forgetting happens not because of time passing per se, but because other learning gets in the way: </w:t>
+      </w:r>
+      <w:r>
+        <w:rPr>
+          <w:rFonts w:ascii="Calibri" w:hAnsi="Calibri"/>
+          <w:b/>
+          <w:i w:val="0"/>
+          <w:sz w:val="22"/>
+        </w:rPr>
+        <w:t>proactive interference</w:t>
+      </w:r>
+      <w:r>
+        <w:rPr>
+          <w:rFonts w:ascii="Calibri" w:hAnsi="Calibri"/>
+          <w:b w:val="0"/>
+          <w:i w:val="0"/>
+          <w:sz w:val="22"/>
+        </w:rPr>
+        <w:t xml:space="preserve"> is when </w:t>
+      </w:r>
+      <w:r>
+        <w:rPr>
+          <w:rFonts w:ascii="Calibri" w:hAnsi="Calibri"/>
+          <w:b w:val="0"/>
+          <w:i/>
+          <w:sz w:val="22"/>
+        </w:rPr>
+        <w:t>older</w:t>
+      </w:r>
+      <w:r>
+        <w:rPr>
+          <w:rFonts w:ascii="Calibri" w:hAnsi="Calibri"/>
+          <w:b w:val="0"/>
+          <w:i w:val="0"/>
+          <w:sz w:val="22"/>
+        </w:rPr>
+        <w:t xml:space="preserve"> information disrupts the retrieval of </w:t>
+      </w:r>
+      <w:r>
+        <w:rPr>
+          <w:rFonts w:ascii="Calibri" w:hAnsi="Calibri"/>
+          <w:b w:val="0"/>
+          <w:i/>
+          <w:sz w:val="22"/>
+        </w:rPr>
+        <w:t>newer</w:t>
+      </w:r>
+      <w:r>
+        <w:rPr>
+          <w:rFonts w:ascii="Calibri" w:hAnsi="Calibri"/>
+          <w:b w:val="0"/>
+          <w:i w:val="0"/>
+          <w:sz w:val="22"/>
+        </w:rPr>
+        <w:t xml:space="preserve"> information (your old phone number keeps intruding when you try to recall your new one), and </w:t>
+      </w:r>
+      <w:r>
+        <w:rPr>
+          <w:rFonts w:ascii="Calibri" w:hAnsi="Calibri"/>
+          <w:b/>
+          <w:i w:val="0"/>
+          <w:sz w:val="22"/>
+        </w:rPr>
+        <w:t>retroactive interference</w:t>
+      </w:r>
+      <w:r>
+        <w:rPr>
+          <w:rFonts w:ascii="Calibri" w:hAnsi="Calibri"/>
+          <w:b w:val="0"/>
+          <w:i w:val="0"/>
+          <w:sz w:val="22"/>
+        </w:rPr>
+        <w:t xml:space="preserve"> is when </w:t>
+      </w:r>
+      <w:r>
+        <w:rPr>
+          <w:rFonts w:ascii="Calibri" w:hAnsi="Calibri"/>
+          <w:b w:val="0"/>
+          <w:i/>
+          <w:sz w:val="22"/>
+        </w:rPr>
+        <w:t>newer</w:t>
+      </w:r>
+      <w:r>
+        <w:rPr>
+          <w:rFonts w:ascii="Calibri" w:hAnsi="Calibri"/>
+          <w:b w:val="0"/>
+          <w:i w:val="0"/>
+          <w:sz w:val="22"/>
+        </w:rPr>
+        <w:t xml:space="preserve"> information disrupts the retrieval of </w:t>
+      </w:r>
+      <w:r>
+        <w:rPr>
+          <w:rFonts w:ascii="Calibri" w:hAnsi="Calibri"/>
+          <w:b w:val="0"/>
+          <w:i/>
+          <w:sz w:val="22"/>
+        </w:rPr>
+        <w:t>older</w:t>
+      </w:r>
+      <w:r>
+        <w:rPr>
+          <w:rFonts w:ascii="Calibri" w:hAnsi="Calibri"/>
+          <w:b w:val="0"/>
+          <w:i w:val="0"/>
+          <w:sz w:val="22"/>
+        </w:rPr>
+        <w:t xml:space="preserve"> information (learning a new password makes your old one harder to recall).</w:t>
+      </w:r>
+      <w:r>
+        <w:rPr>
+          <w:rFonts w:ascii="Calibri" w:hAnsi="Calibri"/>
+          <w:b w:val="0"/>
+          <w:i/>
+          <w:sz w:val="22"/>
+        </w:rPr>
+        <w:t/>
+      </w:r>
+      <w:r>
+        <w:rPr>
+          <w:rFonts w:ascii="Calibri" w:hAnsi="Calibri"/>
+          <w:b w:val="0"/>
+          <w:i w:val="0"/>
+          <w:sz w:val="22"/>
+        </w:rPr>
+        <w:t xml:space="preserve"/>
+      </w:r>
+      <w:r>
+        <w:rPr>
+          <w:rFonts w:ascii="Calibri" w:hAnsi="Calibri"/>
+          <w:b w:val="0"/>
+          <w:i/>
+          <w:sz w:val="22"/>
+        </w:rPr>
+        <w:t/>
+      </w:r>
+      <w:r>
+        <w:rPr>
+          <w:rFonts w:ascii="Calibri" w:hAnsi="Calibri"/>
+          <w:b w:val="0"/>
+          <w:i w:val="0"/>
+          <w:sz w:val="22"/>
+        </w:rPr>
+        <w:t xml:space="preserve"/>
+      </w:r>
+    </w:p>
+    <w:p>
+      <w:r>
+        <w:rPr>
+          <w:rFonts w:ascii="Calibri" w:hAnsi="Calibri"/>
+          <w:b w:val="0"/>
+          <w:i w:val="0"/>
+          <w:sz w:val="22"/>
+        </w:rPr>
+        <w:t xml:space="preserve"/>
+      </w:r>
+      <w:r>
+        <w:rPr>
+          <w:rFonts w:ascii="Calibri" w:hAnsi="Calibri"/>
+          <w:b/>
+          <w:i w:val="0"/>
+          <w:sz w:val="22"/>
+        </w:rPr>
+        <w:t/>
+      </w:r>
+      <w:r>
+        <w:rPr>
+          <w:rFonts w:ascii="Calibri" w:hAnsi="Calibri"/>
+          <w:b w:val="0"/>
+          <w:i w:val="0"/>
+          <w:sz w:val="22"/>
+        </w:rPr>
+        <w:t xml:space="preserve"/>
+      </w:r>
+      <w:r>
+        <w:rPr>
+          <w:rFonts w:ascii="Calibri" w:hAnsi="Calibri"/>
+          <w:b/>
+          <w:i w:val="0"/>
+          <w:sz w:val="22"/>
+        </w:rPr>
+        <w:t/>
+      </w:r>
+      <w:r>
+        <w:rPr>
+          <w:rFonts w:ascii="Calibri" w:hAnsi="Calibri"/>
+          <w:b w:val="0"/>
+          <w:i w:val="0"/>
+          <w:sz w:val="22"/>
+        </w:rPr>
+        <w:t xml:space="preserve"/>
+      </w:r>
+      <w:r>
+        <w:rPr>
+          <w:rFonts w:ascii="Calibri" w:hAnsi="Calibri"/>
+          <w:b/>
+          <w:i w:val="0"/>
+          <w:sz w:val="22"/>
+        </w:rPr>
+        <w:t/>
+      </w:r>
+      <w:r>
+        <w:rPr>
+          <w:rFonts w:ascii="Calibri" w:hAnsi="Calibri"/>
+          <w:b w:val="0"/>
+          <w:i w:val="0"/>
+          <w:sz w:val="22"/>
+        </w:rPr>
+        <w:t xml:space="preserve"/>
+      </w:r>
+      <w:r>
+        <w:rPr>
+          <w:rFonts w:ascii="Calibri" w:hAnsi="Calibri"/>
+          <w:b w:val="0"/>
+          <w:i/>
+          <w:sz w:val="22"/>
+        </w:rPr>
+        <w:t/>
+      </w:r>
+      <w:r>
+        <w:rPr>
+          <w:rFonts w:ascii="Calibri" w:hAnsi="Calibri"/>
+          <w:b w:val="0"/>
+          <w:i w:val="0"/>
+          <w:sz w:val="22"/>
+        </w:rPr>
+        <w:t xml:space="preserve"/>
+      </w:r>
+      <w:r>
+        <w:rPr>
+          <w:rFonts w:ascii="Calibri" w:hAnsi="Calibri"/>
+          <w:b w:val="0"/>
+          <w:i/>
+          <w:sz w:val="22"/>
+        </w:rPr>
+        <w:t/>
+      </w:r>
+      <w:r>
+        <w:rPr>
+          <w:rFonts w:ascii="Calibri" w:hAnsi="Calibri"/>
+          <w:b w:val="0"/>
+          <w:i w:val="0"/>
+          <w:sz w:val="22"/>
+        </w:rPr>
+        <w:t xml:space="preserve"/>
+      </w:r>
+      <w:r>
+        <w:rPr>
+          <w:rFonts w:ascii="Calibri" w:hAnsi="Calibri"/>
+          <w:b/>
+          <w:i w:val="0"/>
+          <w:sz w:val="22"/>
+        </w:rPr>
+        <w:t/>
+      </w:r>
+      <w:r>
+        <w:rPr>
+          <w:rFonts w:ascii="Calibri" w:hAnsi="Calibri"/>
+          <w:b w:val="0"/>
+          <w:i w:val="0"/>
+          <w:sz w:val="22"/>
+        </w:rPr>
+        <w:t xml:space="preserve"/>
+      </w:r>
+      <w:r>
+        <w:rPr>
+          <w:rFonts w:ascii="Calibri" w:hAnsi="Calibri"/>
+          <w:b w:val="0"/>
+          <w:i/>
+          <w:sz w:val="22"/>
+        </w:rPr>
+        <w:t/>
+      </w:r>
+      <w:r>
+        <w:rPr>
+          <w:rFonts w:ascii="Calibri" w:hAnsi="Calibri"/>
+          <w:b w:val="0"/>
+          <w:i w:val="0"/>
+          <w:sz w:val="22"/>
+        </w:rPr>
+        <w:t xml:space="preserve"/>
+      </w:r>
+      <w:r>
+        <w:rPr>
+          <w:rFonts w:ascii="Calibri" w:hAnsi="Calibri"/>
+          <w:b w:val="0"/>
+          <w:i/>
+          <w:sz w:val="22"/>
+        </w:rPr>
+        <w:t/>
+      </w:r>
+      <w:r>
+        <w:rPr>
+          <w:rFonts w:ascii="Calibri" w:hAnsi="Calibri"/>
+          <w:b w:val="0"/>
+          <w:i w:val="0"/>
+          <w:sz w:val="22"/>
+        </w:rPr>
+        <w:t xml:space="preserve">The classic evidence favoring interference over pure decay comes from a deceptively simple study: participants who learned a list and then slept showed substantially better retention than participants who learned a list and then stayed awake for the same number of hours, doing ordinary daily activities — exactly the opposite of what pure decay theory predicts, since both groups had the same amount of time pass (Jenkins &amp; Dallenbach, 1924). If forgetting were purely a function of elapsed time, sleep and wakefulness should have produced identical forgetting; the fact that wakefulness produced </w:t>
+      </w:r>
+      <w:r>
+        <w:rPr>
+          <w:rFonts w:ascii="Calibri" w:hAnsi="Calibri"/>
+          <w:b w:val="0"/>
+          <w:i/>
+          <w:sz w:val="22"/>
+        </w:rPr>
+        <w:t>more</w:t>
+      </w:r>
+      <w:r>
+        <w:rPr>
+          <w:rFonts w:ascii="Calibri" w:hAnsi="Calibri"/>
+          <w:b w:val="0"/>
+          <w:i w:val="0"/>
+          <w:sz w:val="22"/>
+        </w:rPr>
+        <w:t xml:space="preserve"> forgetting implicates the new information and activity encountered while awake — interference — rather than time alone.</w:t>
+      </w:r>
+      <w:r>
+        <w:rPr>
+          <w:rFonts w:ascii="Calibri" w:hAnsi="Calibri"/>
+          <w:b w:val="0"/>
+          <w:i/>
+          <w:sz w:val="22"/>
+        </w:rPr>
+        <w:t/>
+      </w:r>
+      <w:r>
+        <w:rPr>
+          <w:rFonts w:ascii="Calibri" w:hAnsi="Calibri"/>
+          <w:b w:val="0"/>
+          <w:i w:val="0"/>
+          <w:sz w:val="22"/>
+        </w:rPr>
+        <w:t xml:space="preserve"/>
+      </w:r>
+    </w:p>
+    <w:p>
+      <w:r>
+        <w:rPr>
+          <w:rFonts w:ascii="Calibri" w:hAnsi="Calibri"/>
+          <w:b w:val="0"/>
+          <w:i w:val="0"/>
+          <w:sz w:val="22"/>
+        </w:rPr>
+        <w:t xml:space="preserve"/>
+      </w:r>
+      <w:r>
+        <w:rPr>
+          <w:rFonts w:ascii="Calibri" w:hAnsi="Calibri"/>
+          <w:b/>
+          <w:i w:val="0"/>
+          <w:sz w:val="22"/>
+        </w:rPr>
+        <w:t/>
+      </w:r>
+      <w:r>
+        <w:rPr>
+          <w:rFonts w:ascii="Calibri" w:hAnsi="Calibri"/>
+          <w:b w:val="0"/>
+          <w:i w:val="0"/>
+          <w:sz w:val="22"/>
+        </w:rPr>
+        <w:t xml:space="preserve"/>
+      </w:r>
+      <w:r>
+        <w:rPr>
+          <w:rFonts w:ascii="Calibri" w:hAnsi="Calibri"/>
+          <w:b/>
+          <w:i w:val="0"/>
+          <w:sz w:val="22"/>
+        </w:rPr>
+        <w:t/>
+      </w:r>
+      <w:r>
+        <w:rPr>
+          <w:rFonts w:ascii="Calibri" w:hAnsi="Calibri"/>
+          <w:b w:val="0"/>
+          <w:i w:val="0"/>
+          <w:sz w:val="22"/>
+        </w:rPr>
+        <w:t xml:space="preserve"/>
+      </w:r>
+      <w:r>
+        <w:rPr>
+          <w:rFonts w:ascii="Calibri" w:hAnsi="Calibri"/>
+          <w:b/>
+          <w:i w:val="0"/>
+          <w:sz w:val="22"/>
+        </w:rPr>
+        <w:t/>
+      </w:r>
+      <w:r>
+        <w:rPr>
+          <w:rFonts w:ascii="Calibri" w:hAnsi="Calibri"/>
+          <w:b w:val="0"/>
+          <w:i w:val="0"/>
+          <w:sz w:val="22"/>
+        </w:rPr>
+        <w:t xml:space="preserve"/>
+      </w:r>
+      <w:r>
+        <w:rPr>
+          <w:rFonts w:ascii="Calibri" w:hAnsi="Calibri"/>
+          <w:b w:val="0"/>
+          <w:i/>
+          <w:sz w:val="22"/>
+        </w:rPr>
+        <w:t/>
+      </w:r>
+      <w:r>
+        <w:rPr>
+          <w:rFonts w:ascii="Calibri" w:hAnsi="Calibri"/>
+          <w:b w:val="0"/>
+          <w:i w:val="0"/>
+          <w:sz w:val="22"/>
+        </w:rPr>
+        <w:t xml:space="preserve"/>
+      </w:r>
+      <w:r>
+        <w:rPr>
+          <w:rFonts w:ascii="Calibri" w:hAnsi="Calibri"/>
+          <w:b w:val="0"/>
+          <w:i/>
+          <w:sz w:val="22"/>
+        </w:rPr>
+        <w:t/>
+      </w:r>
+      <w:r>
+        <w:rPr>
+          <w:rFonts w:ascii="Calibri" w:hAnsi="Calibri"/>
+          <w:b w:val="0"/>
+          <w:i w:val="0"/>
+          <w:sz w:val="22"/>
+        </w:rPr>
+        <w:t xml:space="preserve"/>
+      </w:r>
+      <w:r>
+        <w:rPr>
+          <w:rFonts w:ascii="Calibri" w:hAnsi="Calibri"/>
+          <w:b/>
+          <w:i w:val="0"/>
+          <w:sz w:val="22"/>
+        </w:rPr>
+        <w:t/>
+      </w:r>
+      <w:r>
+        <w:rPr>
+          <w:rFonts w:ascii="Calibri" w:hAnsi="Calibri"/>
+          <w:b w:val="0"/>
+          <w:i w:val="0"/>
+          <w:sz w:val="22"/>
+        </w:rPr>
+        <w:t xml:space="preserve"/>
+      </w:r>
+      <w:r>
+        <w:rPr>
+          <w:rFonts w:ascii="Calibri" w:hAnsi="Calibri"/>
+          <w:b w:val="0"/>
+          <w:i/>
+          <w:sz w:val="22"/>
+        </w:rPr>
+        <w:t/>
+      </w:r>
+      <w:r>
+        <w:rPr>
+          <w:rFonts w:ascii="Calibri" w:hAnsi="Calibri"/>
+          <w:b w:val="0"/>
+          <w:i w:val="0"/>
+          <w:sz w:val="22"/>
+        </w:rPr>
+        <w:t xml:space="preserve"/>
+      </w:r>
+      <w:r>
+        <w:rPr>
+          <w:rFonts w:ascii="Calibri" w:hAnsi="Calibri"/>
+          <w:b w:val="0"/>
+          <w:i/>
+          <w:sz w:val="22"/>
+        </w:rPr>
+        <w:t/>
+      </w:r>
+      <w:r>
+        <w:rPr>
+          <w:rFonts w:ascii="Calibri" w:hAnsi="Calibri"/>
+          <w:b w:val="0"/>
+          <w:i w:val="0"/>
+          <w:sz w:val="22"/>
+        </w:rPr>
+        <w:t xml:space="preserve"/>
+      </w:r>
+      <w:r>
+        <w:rPr>
+          <w:rFonts w:ascii="Calibri" w:hAnsi="Calibri"/>
+          <w:b w:val="0"/>
+          <w:i/>
+          <w:sz w:val="22"/>
+        </w:rPr>
+        <w:t/>
+      </w:r>
+      <w:r>
+        <w:rPr>
+          <w:rFonts w:ascii="Calibri" w:hAnsi="Calibri"/>
+          <w:b w:val="0"/>
+          <w:i w:val="0"/>
+          <w:sz w:val="22"/>
+        </w:rPr>
+        <w:t xml:space="preserve">One caveat: modern sleep research makes clear that sleep is not merely a passive absence of interference. Sleep appears to actively support memory consolidation — stabilizing and reorganizing newly encoded material during specific sleep stages — so the retention advantage for the sleeping group likely reflects both less interference </w:t>
+      </w:r>
+      <w:r>
+        <w:rPr>
+          <w:rFonts w:ascii="Calibri" w:hAnsi="Calibri"/>
+          <w:b w:val="0"/>
+          <w:i/>
+          <w:sz w:val="22"/>
+        </w:rPr>
+        <w:t>and</w:t>
+      </w:r>
+      <w:r>
+        <w:rPr>
+          <w:rFonts w:ascii="Calibri" w:hAnsi="Calibri"/>
+          <w:b w:val="0"/>
+          <w:i w:val="0"/>
+          <w:sz w:val="22"/>
+        </w:rPr>
+        <w:t xml:space="preserve"> a genuine consolidation benefit. The Jenkins and Dallenbach result is best read as evidence that interference explains more forgetting than pure decay predicts, not as proof that sleep's only benefit is passive protection from new information.</w:t>
+      </w:r>
+    </w:p>
+    <w:p>
+      <w:r>
+        <w:rPr>
+          <w:rFonts w:ascii="Calibri" w:hAnsi="Calibri"/>
+          <w:b w:val="0"/>
+          <w:i w:val="0"/>
+          <w:sz w:val="22"/>
+        </w:rPr>
+        <w:t xml:space="preserve"/>
+      </w:r>
+      <w:r>
+        <w:rPr>
+          <w:rFonts w:ascii="Calibri" w:hAnsi="Calibri"/>
+          <w:b/>
+          <w:i w:val="0"/>
+          <w:sz w:val="22"/>
+        </w:rPr>
+        <w:t/>
+      </w:r>
+      <w:r>
+        <w:rPr>
+          <w:rFonts w:ascii="Calibri" w:hAnsi="Calibri"/>
+          <w:b w:val="0"/>
+          <w:i w:val="0"/>
+          <w:sz w:val="22"/>
+        </w:rPr>
+        <w:t xml:space="preserve"/>
+      </w:r>
+      <w:r>
+        <w:rPr>
+          <w:rFonts w:ascii="Calibri" w:hAnsi="Calibri"/>
+          <w:b/>
+          <w:i w:val="0"/>
+          <w:sz w:val="22"/>
+        </w:rPr>
+        <w:t/>
+      </w:r>
+      <w:r>
+        <w:rPr>
+          <w:rFonts w:ascii="Calibri" w:hAnsi="Calibri"/>
+          <w:b w:val="0"/>
+          <w:i w:val="0"/>
+          <w:sz w:val="22"/>
+        </w:rPr>
+        <w:t xml:space="preserve"/>
+      </w:r>
+      <w:r>
+        <w:rPr>
+          <w:rFonts w:ascii="Calibri" w:hAnsi="Calibri"/>
+          <w:b/>
+          <w:i w:val="0"/>
+          <w:sz w:val="22"/>
+        </w:rPr>
+        <w:t/>
+      </w:r>
+      <w:r>
+        <w:rPr>
+          <w:rFonts w:ascii="Calibri" w:hAnsi="Calibri"/>
+          <w:b w:val="0"/>
+          <w:i w:val="0"/>
+          <w:sz w:val="22"/>
+        </w:rPr>
+        <w:t xml:space="preserve"/>
+      </w:r>
+      <w:r>
+        <w:rPr>
+          <w:rFonts w:ascii="Calibri" w:hAnsi="Calibri"/>
+          <w:b w:val="0"/>
+          <w:i/>
+          <w:sz w:val="22"/>
+        </w:rPr>
+        <w:t/>
+      </w:r>
+      <w:r>
+        <w:rPr>
+          <w:rFonts w:ascii="Calibri" w:hAnsi="Calibri"/>
+          <w:b w:val="0"/>
+          <w:i w:val="0"/>
+          <w:sz w:val="22"/>
+        </w:rPr>
+        <w:t xml:space="preserve"/>
+      </w:r>
+      <w:r>
+        <w:rPr>
+          <w:rFonts w:ascii="Calibri" w:hAnsi="Calibri"/>
+          <w:b w:val="0"/>
+          <w:i/>
+          <w:sz w:val="22"/>
+        </w:rPr>
+        <w:t/>
+      </w:r>
+      <w:r>
+        <w:rPr>
+          <w:rFonts w:ascii="Calibri" w:hAnsi="Calibri"/>
+          <w:b w:val="0"/>
+          <w:i w:val="0"/>
+          <w:sz w:val="22"/>
+        </w:rPr>
+        <w:t xml:space="preserve"/>
+      </w:r>
+      <w:r>
+        <w:rPr>
+          <w:rFonts w:ascii="Calibri" w:hAnsi="Calibri"/>
+          <w:b/>
+          <w:i w:val="0"/>
+          <w:sz w:val="22"/>
+        </w:rPr>
+        <w:t/>
+      </w:r>
+      <w:r>
+        <w:rPr>
+          <w:rFonts w:ascii="Calibri" w:hAnsi="Calibri"/>
+          <w:b w:val="0"/>
+          <w:i w:val="0"/>
+          <w:sz w:val="22"/>
+        </w:rPr>
+        <w:t xml:space="preserve"/>
+      </w:r>
+      <w:r>
+        <w:rPr>
+          <w:rFonts w:ascii="Calibri" w:hAnsi="Calibri"/>
+          <w:b w:val="0"/>
+          <w:i/>
+          <w:sz w:val="22"/>
+        </w:rPr>
+        <w:t/>
+      </w:r>
+      <w:r>
+        <w:rPr>
+          <w:rFonts w:ascii="Calibri" w:hAnsi="Calibri"/>
+          <w:b w:val="0"/>
+          <w:i w:val="0"/>
+          <w:sz w:val="22"/>
+        </w:rPr>
+        <w:t xml:space="preserve"/>
+      </w:r>
+      <w:r>
+        <w:rPr>
+          <w:rFonts w:ascii="Calibri" w:hAnsi="Calibri"/>
+          <w:b w:val="0"/>
+          <w:i/>
+          <w:sz w:val="22"/>
+        </w:rPr>
+        <w:t/>
+      </w:r>
+      <w:r>
+        <w:rPr>
+          <w:rFonts w:ascii="Calibri" w:hAnsi="Calibri"/>
+          <w:b w:val="0"/>
+          <w:i w:val="0"/>
+          <w:sz w:val="22"/>
+        </w:rPr>
+        <w:t xml:space="preserve"/>
+      </w:r>
+      <w:r>
+        <w:rPr>
+          <w:rFonts w:ascii="Calibri" w:hAnsi="Calibri"/>
+          <w:b w:val="0"/>
+          <w:i/>
+          <w:sz w:val="22"/>
+        </w:rPr>
+        <w:t/>
+      </w:r>
+      <w:r>
+        <w:rPr>
+          <w:rFonts w:ascii="Calibri" w:hAnsi="Calibri"/>
+          <w:b w:val="0"/>
+          <w:i w:val="0"/>
+          <w:sz w:val="22"/>
+        </w:rPr>
+        <w:t xml:space="preserve"/>
+      </w:r>
+      <w:r>
+        <w:rPr>
+          <w:rFonts w:ascii="Calibri" w:hAnsi="Calibri"/>
+          <w:b w:val="0"/>
+          <w:i/>
+          <w:sz w:val="22"/>
+        </w:rPr>
+        <w:t/>
+      </w:r>
+      <w:r>
+        <w:rPr>
+          <w:rFonts w:ascii="Calibri" w:hAnsi="Calibri"/>
+          <w:b w:val="0"/>
+          <w:i w:val="0"/>
+          <w:sz w:val="22"/>
+        </w:rPr>
+        <w:t xml:space="preserve">None of this means decay plays no role at all in forgetting (Hermann Ebbinghaus's original forgetting-curve research, the first systematic study of memory loss over time, still shows a real time-dependent component to forgetting; Ebbinghaus, 1885), but interference is now understood to do most of the explanatory work in ordinary day-to-day forgetting, with pure decay playing a smaller part than early theory assumed.</w:t>
+      </w:r>
+    </w:p>
+    <w:p>
+      <w:r>
+        <w:rPr>
+          <w:rFonts w:ascii="Calibri" w:hAnsi="Calibri"/>
+          <w:b w:val="0"/>
+          <w:i w:val="0"/>
+          <w:sz w:val="22"/>
+        </w:rPr>
+        <w:t>Zoom out from the mechanism, though, and a different question is worth asking: why would a system be built to forget anything at all, rather than simply keeping a complete, permanent record of everything that happens? The master loop this book keeps returning to — partial input compressed into a workable model, not archived in full — supplies the answer, and memory is where that compression is easiest to see directly. Natural selection did not shape memory to be an accurate historian; it shaped memory to keep an organism maximally effective in its current environment.</w:t>
+      </w:r>
+    </w:p>
+    <w:p>
+      <w:r>
+        <w:rPr>
+          <w:rFonts w:ascii="Calibri" w:hAnsi="Calibri"/>
+          <w:b w:val="0"/>
+          <w:i w:val="0"/>
+          <w:sz w:val="22"/>
+        </w:rPr>
+        <w:t>A morning routine from your first week of middle school was, at the time, perfectly well encoded — you needed it every day. It has essentially zero relevance now, and losing easy access to it isn't a malfunction; it's the model staying current, freeing capacity for what's actually useful today.</w:t>
+      </w:r>
+    </w:p>
+    <w:p>
+      <w:r>
+        <w:rPr>
+          <w:rFonts w:ascii="Calibri" w:hAnsi="Calibri"/>
+          <w:b w:val="0"/>
+          <w:i w:val="0"/>
+          <w:sz w:val="22"/>
+        </w:rPr>
+        <w:t>This is the same efficiency-versus-flexibility trade-off this book keeps running into: a system that retained everything with equal fidelity forever would be safer against any single loss, but it would also be slower to search and more cluttered with irrelevant detail than one tuned to what currently matters.</w:t>
+      </w:r>
+    </w:p>
+    <w:p>
+      <w:r>
+        <w:rPr>
+          <w:rFonts w:ascii="Calibri" w:hAnsi="Calibri"/>
+          <w:b w:val="0"/>
+          <w:i w:val="0"/>
+          <w:sz w:val="22"/>
+        </w:rPr>
+        <w:t>There is direct experimental support for memory being tuned this way on purpose: material that participants rate for survival relevance — imagining gathering food or evading a predator in an unfamiliar environment, for instance — is recalled significantly better than the same material processed just as deeply for unrelated reasons, an advantage that holds up even against study techniques, like imagery and self-reference, already known to be unusually effective on their own (Nairne, Thompson, &amp; Pandeirada, 2007).</w:t>
+      </w:r>
+    </w:p>
+    <w:p>
+      <w:r>
+        <w:rPr>
+          <w:rFonts w:ascii="Calibri" w:hAnsi="Calibri"/>
+          <w:b w:val="0"/>
+          <w:i w:val="0"/>
+          <w:sz w:val="22"/>
+        </w:rPr>
+        <w:t>Forgetting the mundane while retaining the fitness-relevant is not the system breaking down — it is the system doing exactly the compression it evolved to do.</w:t>
       </w:r>
     </w:p>
     <w:p>
@@ -2943,7 +5957,148 @@
           <w:i w:val="0"/>
           <w:sz w:val="22"/>
         </w:rPr>
-        <w:t xml:space="preserve"> the event itself. In a classic demonstration, participants watched a film of a car accident and were then asked questions that subtly presupposed details that weren't actually in the film — for instance, asking how fast the cars were going when they "smashed into" each other rather than when they merely "contacted" each other. Participants given the more dramatic wording later reported higher speed estimates and were more likely to falsely recall broken glass at the scene that was never actually present (Loftus &amp; Palmer, 1974). The misinformation doesn't have to come from a leading question, either — simply discussing an event with another witness afterward can do the same thing, because co-witnesses notice and remember different things and then unintentionally contaminate each other's recollections during the conversation. This is why investigators are now trained to interview multiple witnesses separately and to avoid presupposing details in their questions — the misinformation effect is robust enough that even well-intentioned questioning can distort the very testimony it's trying to collect.</w:t>
+        <w:t xml:space="preserve"> the event itself.</w:t>
+      </w:r>
+    </w:p>
+    <w:p>
+      <w:r>
+        <w:rPr>
+          <w:rFonts w:ascii="Calibri" w:hAnsi="Calibri"/>
+          <w:b w:val="0"/>
+          <w:i w:val="0"/>
+          <w:sz w:val="22"/>
+        </w:rPr>
+        <w:t xml:space="preserve"/>
+      </w:r>
+      <w:r>
+        <w:rPr>
+          <w:rFonts w:ascii="Calibri" w:hAnsi="Calibri"/>
+          <w:b/>
+          <w:i w:val="0"/>
+          <w:sz w:val="22"/>
+        </w:rPr>
+        <w:t/>
+      </w:r>
+      <w:r>
+        <w:rPr>
+          <w:rFonts w:ascii="Calibri" w:hAnsi="Calibri"/>
+          <w:b w:val="0"/>
+          <w:i w:val="0"/>
+          <w:sz w:val="22"/>
+        </w:rPr>
+        <w:t xml:space="preserve"/>
+      </w:r>
+      <w:r>
+        <w:rPr>
+          <w:rFonts w:ascii="Calibri" w:hAnsi="Calibri"/>
+          <w:b w:val="0"/>
+          <w:i/>
+          <w:sz w:val="22"/>
+        </w:rPr>
+        <w:t/>
+      </w:r>
+      <w:r>
+        <w:rPr>
+          <w:rFonts w:ascii="Calibri" w:hAnsi="Calibri"/>
+          <w:b w:val="0"/>
+          <w:i w:val="0"/>
+          <w:sz w:val="22"/>
+        </w:rPr>
+        <w:t xml:space="preserve">In a classic demonstration, participants watched a film of a car accident and were then asked questions that subtly presupposed details that weren't actually in the film — for instance, asking how fast the cars were going when they "smashed into" each other rather than when they merely "contacted" each other. Participants given the more dramatic wording later reported higher speed estimates and were more likely to falsely recall broken glass at the scene that was never actually present (Loftus &amp; Palmer, 1974).</w:t>
+      </w:r>
+    </w:p>
+    <w:p>
+      <w:r>
+        <w:rPr>
+          <w:rFonts w:ascii="Calibri" w:hAnsi="Calibri"/>
+          <w:b w:val="0"/>
+          <w:i w:val="0"/>
+          <w:sz w:val="22"/>
+        </w:rPr>
+        <w:t xml:space="preserve"/>
+      </w:r>
+      <w:r>
+        <w:rPr>
+          <w:rFonts w:ascii="Calibri" w:hAnsi="Calibri"/>
+          <w:b/>
+          <w:i w:val="0"/>
+          <w:sz w:val="22"/>
+        </w:rPr>
+        <w:t/>
+      </w:r>
+      <w:r>
+        <w:rPr>
+          <w:rFonts w:ascii="Calibri" w:hAnsi="Calibri"/>
+          <w:b w:val="0"/>
+          <w:i w:val="0"/>
+          <w:sz w:val="22"/>
+        </w:rPr>
+        <w:t xml:space="preserve"/>
+      </w:r>
+      <w:r>
+        <w:rPr>
+          <w:rFonts w:ascii="Calibri" w:hAnsi="Calibri"/>
+          <w:b w:val="0"/>
+          <w:i/>
+          <w:sz w:val="22"/>
+        </w:rPr>
+        <w:t/>
+      </w:r>
+      <w:r>
+        <w:rPr>
+          <w:rFonts w:ascii="Calibri" w:hAnsi="Calibri"/>
+          <w:b w:val="0"/>
+          <w:i w:val="0"/>
+          <w:sz w:val="22"/>
+        </w:rPr>
+        <w:t xml:space="preserve">The misinformation doesn't have to come from a leading question, either — simply discussing an event with another witness afterward can do the same thing, because co-witnesses notice and remember different things and then unintentionally contaminate each other's recollections during the conversation.</w:t>
+      </w:r>
+    </w:p>
+    <w:p>
+      <w:r>
+        <w:rPr>
+          <w:rFonts w:ascii="Calibri" w:hAnsi="Calibri"/>
+          <w:b w:val="0"/>
+          <w:i w:val="0"/>
+          <w:sz w:val="22"/>
+        </w:rPr>
+        <w:t xml:space="preserve"/>
+      </w:r>
+      <w:r>
+        <w:rPr>
+          <w:rFonts w:ascii="Calibri" w:hAnsi="Calibri"/>
+          <w:b/>
+          <w:i w:val="0"/>
+          <w:sz w:val="22"/>
+        </w:rPr>
+        <w:t/>
+      </w:r>
+      <w:r>
+        <w:rPr>
+          <w:rFonts w:ascii="Calibri" w:hAnsi="Calibri"/>
+          <w:b w:val="0"/>
+          <w:i w:val="0"/>
+          <w:sz w:val="22"/>
+        </w:rPr>
+        <w:t xml:space="preserve"/>
+      </w:r>
+      <w:r>
+        <w:rPr>
+          <w:rFonts w:ascii="Calibri" w:hAnsi="Calibri"/>
+          <w:b w:val="0"/>
+          <w:i/>
+          <w:sz w:val="22"/>
+        </w:rPr>
+        <w:t/>
+      </w:r>
+      <w:r>
+        <w:rPr>
+          <w:rFonts w:ascii="Calibri" w:hAnsi="Calibri"/>
+          <w:b w:val="0"/>
+          <w:i w:val="0"/>
+          <w:sz w:val="22"/>
+        </w:rPr>
+        <w:t xml:space="preserve">This is why investigators are now trained to interview multiple witnesses separately and to avoid presupposing details in their questions — the misinformation effect is robust enough that even well-intentioned questioning can distort the very testimony it's trying to collect.</w:t>
       </w:r>
     </w:p>
     <w:p>
@@ -3015,17 +6170,64 @@
           <w:i w:val="0"/>
           <w:sz w:val="22"/>
         </w:rPr>
-        <w:t xml:space="preserve"> happened). After being asked about all four "memories" across a few separate sessions, roughly a quarter of participants came to report a detailed, confident memory of the fabricated mall event — describing emotions, sensory details, and a clear narrative of an event that simply never occurred (Loftus &amp; Pickrell, 1995). Once implanted, these false memories are extremely difficult to distinguish from genuine ones, even using careful interview techniques — there's no reliable internal marker that flags a memory as "constructed just now from a suggestion" versus "retrieved from an actual experience," because both are produced by the same underlying reconstructive process.</w:t>
+        <w:t xml:space="preserve"> happened). After being asked about all four "memories" across a few separate sessions, roughly a quarter of participants came to report a detailed, confident memory of the fabricated mall event — describing emotions, sensory details, and a clear narrative of an event that simply never occurred (Loftus &amp; Pickrell, 1995).</w:t>
       </w:r>
     </w:p>
     <w:p>
       <w:r>
         <w:rPr>
           <w:rFonts w:ascii="Calibri" w:hAnsi="Calibri"/>
+          <w:b w:val="0"/>
+          <w:i w:val="0"/>
+          <w:sz w:val="22"/>
+        </w:rPr>
+        <w:t xml:space="preserve"/>
+      </w:r>
+      <w:r>
+        <w:rPr>
+          <w:rFonts w:ascii="Calibri" w:hAnsi="Calibri"/>
           <w:b/>
           <w:i w:val="0"/>
           <w:sz w:val="22"/>
         </w:rPr>
+        <w:t/>
+      </w:r>
+      <w:r>
+        <w:rPr>
+          <w:rFonts w:ascii="Calibri" w:hAnsi="Calibri"/>
+          <w:b w:val="0"/>
+          <w:i w:val="0"/>
+          <w:sz w:val="22"/>
+        </w:rPr>
+        <w:t xml:space="preserve"/>
+      </w:r>
+      <w:r>
+        <w:rPr>
+          <w:rFonts w:ascii="Calibri" w:hAnsi="Calibri"/>
+          <w:b w:val="0"/>
+          <w:i/>
+          <w:sz w:val="22"/>
+        </w:rPr>
+        <w:t/>
+      </w:r>
+      <w:r>
+        <w:rPr>
+          <w:rFonts w:ascii="Calibri" w:hAnsi="Calibri"/>
+          <w:b w:val="0"/>
+          <w:i w:val="0"/>
+          <w:sz w:val="22"/>
+        </w:rPr>
+        <w:t xml:space="preserve">Once implanted, these false memories are extremely difficult to distinguish from genuine ones, even using careful interview techniques — there's no reliable internal marker that flags a memory as "constructed just now from a suggestion" versus "retrieved from an actual experience," because both are produced by the same underlying reconstructive process.</w:t>
+      </w:r>
+    </w:p>
+    <w:p>
+      <w:r>
+        <w:rPr>
+          <w:rFonts w:ascii="Calibri" w:hAnsi="Calibri"/>
+          <w:b/>
+          <w:i w:val="0"/>
+          <w:sz w:val="22"/>
+        </w:rPr>
         <w:t>Confabulation</w:t>
       </w:r>
       <w:r>
@@ -3035,7 +6237,7 @@
           <w:i w:val="0"/>
           <w:sz w:val="22"/>
         </w:rPr>
-        <w:t xml:space="preserve"> is the clinical term for a related but distinct phenomenon: confidently stating a false or distorted memory with no intention to deceive and no awareness that the information is inaccurate. Confabulation differs from ordinary false memory mainly in how it arises — it's especially associated with damage to frontal-lobe brain regions involved in evaluating and checking the accuracy of retrieved information, and it shows up clinically most often in conditions like Korsakoff syndrome (a memory disorder linked to severe thiamine deficiency, frequently associated with chronic alcohol use disorder) and in patients with frontal-lobe damage more broadly (Kopelman, 1987). A person confabulating isn't lying in any ordinary sense — from the inside, the fabricated memory feels exactly as real as an accurate one, because the same reconstructive machinery produced both. </w:t>
+        <w:t xml:space="preserve"> is the clinical term for a related but distinct phenomenon: confidently stating a false or distorted memory with no intention to deceive and no awareness that the information is inaccurate. Confabulation differs from ordinary false memory mainly in how it arises — it's especially associated with damage to frontal-lobe brain regions involved in evaluating and checking the accuracy of retrieved information, and it shows up clinically most often in conditions like Korsakoff syndrome (a memory disorder linked to severe thiamine deficiency, frequently associated with chronic alcohol use disorder) and in patients with frontal-lobe damage more broadly (Kopelman, 1987).</w:t>
       </w:r>
       <w:r>
         <w:rPr>
@@ -3044,6 +6246,118 @@
           <w:i w:val="0"/>
           <w:sz w:val="22"/>
         </w:rPr>
+        <w:t/>
+      </w:r>
+      <w:r>
+        <w:rPr>
+          <w:rFonts w:ascii="Calibri" w:hAnsi="Calibri"/>
+          <w:b w:val="0"/>
+          <w:i w:val="0"/>
+          <w:sz w:val="22"/>
+        </w:rPr>
+        <w:t xml:space="preserve"/>
+      </w:r>
+      <w:r>
+        <w:rPr>
+          <w:rFonts w:ascii="Calibri" w:hAnsi="Calibri"/>
+          <w:b w:val="0"/>
+          <w:i/>
+          <w:sz w:val="22"/>
+        </w:rPr>
+        <w:t/>
+      </w:r>
+      <w:r>
+        <w:rPr>
+          <w:rFonts w:ascii="Calibri" w:hAnsi="Calibri"/>
+          <w:b w:val="0"/>
+          <w:i w:val="0"/>
+          <w:sz w:val="22"/>
+        </w:rPr>
+        <w:t xml:space="preserve"/>
+      </w:r>
+    </w:p>
+    <w:p>
+      <w:r>
+        <w:rPr>
+          <w:rFonts w:ascii="Calibri" w:hAnsi="Calibri"/>
+          <w:b/>
+          <w:i w:val="0"/>
+          <w:sz w:val="22"/>
+        </w:rPr>
+        <w:t/>
+      </w:r>
+      <w:r>
+        <w:rPr>
+          <w:rFonts w:ascii="Calibri" w:hAnsi="Calibri"/>
+          <w:b w:val="0"/>
+          <w:i w:val="0"/>
+          <w:sz w:val="22"/>
+        </w:rPr>
+        <w:t xml:space="preserve">A person confabulating isn't lying in any ordinary sense — from the inside, the fabricated memory feels exactly as real as an accurate one, because the same reconstructive machinery produced both.</w:t>
+      </w:r>
+      <w:r>
+        <w:rPr>
+          <w:rFonts w:ascii="Calibri" w:hAnsi="Calibri"/>
+          <w:b/>
+          <w:i w:val="0"/>
+          <w:sz w:val="22"/>
+        </w:rPr>
+        <w:t/>
+      </w:r>
+      <w:r>
+        <w:rPr>
+          <w:rFonts w:ascii="Calibri" w:hAnsi="Calibri"/>
+          <w:b w:val="0"/>
+          <w:i w:val="0"/>
+          <w:sz w:val="22"/>
+        </w:rPr>
+        <w:t xml:space="preserve"/>
+      </w:r>
+      <w:r>
+        <w:rPr>
+          <w:rFonts w:ascii="Calibri" w:hAnsi="Calibri"/>
+          <w:b w:val="0"/>
+          <w:i/>
+          <w:sz w:val="22"/>
+        </w:rPr>
+        <w:t/>
+      </w:r>
+      <w:r>
+        <w:rPr>
+          <w:rFonts w:ascii="Calibri" w:hAnsi="Calibri"/>
+          <w:b w:val="0"/>
+          <w:i w:val="0"/>
+          <w:sz w:val="22"/>
+        </w:rPr>
+        <w:t xml:space="preserve"/>
+      </w:r>
+    </w:p>
+    <w:p>
+      <w:r>
+        <w:rPr>
+          <w:rFonts w:ascii="Calibri" w:hAnsi="Calibri"/>
+          <w:b/>
+          <w:i w:val="0"/>
+          <w:sz w:val="22"/>
+        </w:rPr>
+        <w:t/>
+      </w:r>
+      <w:r>
+        <w:rPr>
+          <w:rFonts w:ascii="Calibri" w:hAnsi="Calibri"/>
+          <w:b w:val="0"/>
+          <w:i w:val="0"/>
+          <w:sz w:val="22"/>
+        </w:rPr>
+        <w:t xml:space="preserve"/>
+      </w:r>
+      <w:r>
+        <w:rPr>
+          <w:rFonts w:ascii="Calibri" w:hAnsi="Calibri"/>
+          <w:b/>
+          <w:i w:val="0"/>
+          <w:sz w:val="22"/>
+        </w:rPr>
         <w:t>Source misattribution</w:t>
       </w:r>
       <w:r>
@@ -3071,7 +6385,63 @@
           <w:i w:val="0"/>
           <w:sz w:val="22"/>
         </w:rPr>
-        <w:t xml:space="preserve"> it came from — misremembering something you read as something you were told, mistaking a dream for a real memory, or, in a courtroom-relevant version, a witness correctly recognizing a face but incorrectly remembering it as the perpetrator's face rather than, say, a bystander's face seen near the scene. The underlying mechanism for both confabulation and source misattribution is the same: retrieval pulls together a plausible-feeling reconstruction, and the system has no foolproof way of tagging which fragments came from real experience, which came from something merely imagined or suggested, and which came from an entirely different source altogether (Johnson, Hashtroudi, &amp; Lindsay, 1993).</w:t>
+        <w:t xml:space="preserve"> it came from — misremembering something you read as something you were told, mistaking a dream for a real memory, or, in a courtroom-relevant version, a witness correctly recognizing a face but incorrectly remembering it as the perpetrator's face rather than, say, a bystander's face seen near the scene.</w:t>
+      </w:r>
+    </w:p>
+    <w:p>
+      <w:r>
+        <w:rPr>
+          <w:rFonts w:ascii="Calibri" w:hAnsi="Calibri"/>
+          <w:b/>
+          <w:i w:val="0"/>
+          <w:sz w:val="22"/>
+        </w:rPr>
+        <w:t/>
+      </w:r>
+      <w:r>
+        <w:rPr>
+          <w:rFonts w:ascii="Calibri" w:hAnsi="Calibri"/>
+          <w:b w:val="0"/>
+          <w:i w:val="0"/>
+          <w:sz w:val="22"/>
+        </w:rPr>
+        <w:t xml:space="preserve"/>
+      </w:r>
+      <w:r>
+        <w:rPr>
+          <w:rFonts w:ascii="Calibri" w:hAnsi="Calibri"/>
+          <w:b/>
+          <w:i w:val="0"/>
+          <w:sz w:val="22"/>
+        </w:rPr>
+        <w:t/>
+      </w:r>
+      <w:r>
+        <w:rPr>
+          <w:rFonts w:ascii="Calibri" w:hAnsi="Calibri"/>
+          <w:b w:val="0"/>
+          <w:i w:val="0"/>
+          <w:sz w:val="22"/>
+        </w:rPr>
+        <w:t xml:space="preserve"/>
+      </w:r>
+      <w:r>
+        <w:rPr>
+          <w:rFonts w:ascii="Calibri" w:hAnsi="Calibri"/>
+          <w:b w:val="0"/>
+          <w:i/>
+          <w:sz w:val="22"/>
+        </w:rPr>
+        <w:t/>
+      </w:r>
+      <w:r>
+        <w:rPr>
+          <w:rFonts w:ascii="Calibri" w:hAnsi="Calibri"/>
+          <w:b w:val="0"/>
+          <w:i w:val="0"/>
+          <w:sz w:val="22"/>
+        </w:rPr>
+        <w:t xml:space="preserve">The underlying mechanism for both confabulation and source misattribution is the same: retrieval pulls together a plausible-feeling reconstruction, and the system has no foolproof way of tagging which fragments came from real experience, which came from something merely imagined or suggested, and which came from an entirely different source altogether (Johnson, Hashtroudi, &amp; Lindsay, 1993).</w:t>
       </w:r>
     </w:p>
     <w:p>
@@ -3897,7 +7267,51 @@
           <w:i w:val="0"/>
           <w:sz w:val="22"/>
         </w:rPr>
-        <w:t>Long-term memory storage depends biologically on long-term potentiation (one major mechanism, though not the whole story), and functionally splits into explicit memory (episodic and semantic) and implicit memory (including procedural memory and priming), which can be damaged independently of each other. H.M.'s case — paired here with Clive Wearing's as a contrast — is this chapter's classic study, demonstrating that the hippocampus is critical for forming new explicit memories while procedural learning depends on separate, spared circuitry. Retrieval shows reliable patterns — the serial position effect's primacy and recency components — and forgetting is explained by both decay and interference (proactive and retroactive), with classic evidence favoring interference as the larger contributor to everyday forgetting (and sleep as an active consolidation support, not merely an absence of interference). Memory is fundamentally reconstructive rather than reproductive: the misinformation effect, false memory, source misattribution, and confabulation are all different faces of the same underlying mechanism, vividly illustrated by flashbulb memories (vivid and confident, but not necessarily accurate — vividness and confidence dissociate from accuracy in follow-up studies). None of this — the forgetting, the reconstruction, the confident errors — is memory malfunctioning: it is the same lossy compression this book keeps finding everywhere else, trading perfect fidelity for a system that stays fast, current, and usable.</w:t>
+        <w:t>Long-term memory storage depends biologically on long-term potentiation (one major mechanism, though not the whole story), and functionally splits into explicit memory (episodic and semantic) and implicit memory (including procedural memory and priming), which can be damaged independently of each other.</w:t>
+      </w:r>
+    </w:p>
+    <w:p>
+      <w:r>
+        <w:rPr>
+          <w:rFonts w:ascii="Calibri" w:hAnsi="Calibri"/>
+          <w:b w:val="0"/>
+          <w:i w:val="0"/>
+          <w:sz w:val="22"/>
+        </w:rPr>
+        <w:t>H.M.'s case — paired here with Clive Wearing's as a contrast — is this chapter's classic study, demonstrating that the hippocampus is critical for forming new explicit memories while procedural learning depends on separate, spared circuitry.</w:t>
+      </w:r>
+    </w:p>
+    <w:p>
+      <w:r>
+        <w:rPr>
+          <w:rFonts w:ascii="Calibri" w:hAnsi="Calibri"/>
+          <w:b w:val="0"/>
+          <w:i w:val="0"/>
+          <w:sz w:val="22"/>
+        </w:rPr>
+        <w:t>Retrieval shows reliable patterns — the serial position effect's primacy and recency components — and forgetting is explained by both decay and interference (proactive and retroactive), with classic evidence favoring interference as the larger contributor to everyday forgetting (and sleep as an active consolidation support, not merely an absence of interference).</w:t>
+      </w:r>
+    </w:p>
+    <w:p>
+      <w:r>
+        <w:rPr>
+          <w:rFonts w:ascii="Calibri" w:hAnsi="Calibri"/>
+          <w:b w:val="0"/>
+          <w:i w:val="0"/>
+          <w:sz w:val="22"/>
+        </w:rPr>
+        <w:t>Memory is fundamentally reconstructive rather than reproductive: the misinformation effect, false memory, source misattribution, and confabulation are all different faces of the same underlying mechanism, vividly illustrated by flashbulb memories (vivid and confident, but not necessarily accurate — vividness and confidence dissociate from accuracy in follow-up studies).</w:t>
+      </w:r>
+    </w:p>
+    <w:p>
+      <w:r>
+        <w:rPr>
+          <w:rFonts w:ascii="Calibri" w:hAnsi="Calibri"/>
+          <w:b w:val="0"/>
+          <w:i w:val="0"/>
+          <w:sz w:val="22"/>
+        </w:rPr>
+        <w:t>None of this — the forgetting, the reconstruction, the confident errors — is memory malfunctioning: it is the same lossy compression this book keeps finding everywhere else, trading perfect fidelity for a system that stays fast, current, and usable.</w:t>
       </w:r>
     </w:p>
     <w:p>
@@ -7067,6 +10481,138 @@
   </w:abstractNum>
   <w:num w:numId="10">
     <w:abstractNumId w:val="9"/>
+  </w:num>
+  <w:abstractNum w:abstractNumId="10">
+    <w:multiLevelType w:val="multilevel"/>
+    <w:lvl w:ilvl="0">
+      <w:start w:val="1"/>
+      <w:numFmt w:val="bullet"/>
+      <w:lvlText w:val="•"/>
+      <w:suff w:val="tab"/>
+      <w:lvlJc w:val="left"/>
+      <w:pPr>
+        <w:tabs>
+          <w:tab w:val="num" w:pos="540"/>
+        </w:tabs>
+        <w:ind w:left="540" w:hanging="270"/>
+        <w:spacing w:after="80" w:line="300" w:lineRule="auto"/>
+      </w:pPr>
+    </w:lvl>
+    <w:lvl w:ilvl="1">
+      <w:start w:val="1"/>
+      <w:numFmt w:val="bullet"/>
+      <w:lvlText w:val="•"/>
+      <w:suff w:val="tab"/>
+      <w:lvlJc w:val="left"/>
+      <w:pPr>
+        <w:tabs>
+          <w:tab w:val="num" w:pos="900"/>
+        </w:tabs>
+        <w:ind w:left="900" w:hanging="270"/>
+        <w:spacing w:after="80" w:line="300" w:lineRule="auto"/>
+      </w:pPr>
+    </w:lvl>
+    <w:lvl w:ilvl="2">
+      <w:start w:val="1"/>
+      <w:numFmt w:val="bullet"/>
+      <w:lvlText w:val="•"/>
+      <w:suff w:val="tab"/>
+      <w:lvlJc w:val="left"/>
+      <w:pPr>
+        <w:tabs>
+          <w:tab w:val="num" w:pos="1260"/>
+        </w:tabs>
+        <w:ind w:left="1260" w:hanging="270"/>
+        <w:spacing w:after="80" w:line="300" w:lineRule="auto"/>
+      </w:pPr>
+    </w:lvl>
+    <w:lvl w:ilvl="3">
+      <w:start w:val="1"/>
+      <w:numFmt w:val="bullet"/>
+      <w:lvlText w:val="•"/>
+      <w:suff w:val="tab"/>
+      <w:lvlJc w:val="left"/>
+      <w:pPr>
+        <w:tabs>
+          <w:tab w:val="num" w:pos="1620"/>
+        </w:tabs>
+        <w:ind w:left="1620" w:hanging="270"/>
+        <w:spacing w:after="80" w:line="300" w:lineRule="auto"/>
+      </w:pPr>
+    </w:lvl>
+    <w:lvl w:ilvl="4">
+      <w:start w:val="1"/>
+      <w:numFmt w:val="bullet"/>
+      <w:lvlText w:val="•"/>
+      <w:suff w:val="tab"/>
+      <w:lvlJc w:val="left"/>
+      <w:pPr>
+        <w:tabs>
+          <w:tab w:val="num" w:pos="1980"/>
+        </w:tabs>
+        <w:ind w:left="1980" w:hanging="270"/>
+        <w:spacing w:after="80" w:line="300" w:lineRule="auto"/>
+      </w:pPr>
+    </w:lvl>
+    <w:lvl w:ilvl="5">
+      <w:start w:val="1"/>
+      <w:numFmt w:val="bullet"/>
+      <w:lvlText w:val="•"/>
+      <w:suff w:val="tab"/>
+      <w:lvlJc w:val="left"/>
+      <w:pPr>
+        <w:tabs>
+          <w:tab w:val="num" w:pos="2340"/>
+        </w:tabs>
+        <w:ind w:left="2340" w:hanging="270"/>
+        <w:spacing w:after="80" w:line="300" w:lineRule="auto"/>
+      </w:pPr>
+    </w:lvl>
+    <w:lvl w:ilvl="6">
+      <w:start w:val="1"/>
+      <w:numFmt w:val="bullet"/>
+      <w:lvlText w:val="•"/>
+      <w:suff w:val="tab"/>
+      <w:lvlJc w:val="left"/>
+      <w:pPr>
+        <w:tabs>
+          <w:tab w:val="num" w:pos="2700"/>
+        </w:tabs>
+        <w:ind w:left="2700" w:hanging="270"/>
+        <w:spacing w:after="80" w:line="300" w:lineRule="auto"/>
+      </w:pPr>
+    </w:lvl>
+    <w:lvl w:ilvl="7">
+      <w:start w:val="1"/>
+      <w:numFmt w:val="bullet"/>
+      <w:lvlText w:val="•"/>
+      <w:suff w:val="tab"/>
+      <w:lvlJc w:val="left"/>
+      <w:pPr>
+        <w:tabs>
+          <w:tab w:val="num" w:pos="3060"/>
+        </w:tabs>
+        <w:ind w:left="3060" w:hanging="270"/>
+        <w:spacing w:after="80" w:line="300" w:lineRule="auto"/>
+      </w:pPr>
+    </w:lvl>
+    <w:lvl w:ilvl="8">
+      <w:start w:val="1"/>
+      <w:numFmt w:val="bullet"/>
+      <w:lvlText w:val="•"/>
+      <w:suff w:val="tab"/>
+      <w:lvlJc w:val="left"/>
+      <w:pPr>
+        <w:tabs>
+          <w:tab w:val="num" w:pos="3420"/>
+        </w:tabs>
+        <w:ind w:left="3420" w:hanging="270"/>
+        <w:spacing w:after="80" w:line="300" w:lineRule="auto"/>
+      </w:pPr>
+    </w:lvl>
+  </w:abstractNum>
+  <w:num w:numId="11">
+    <w:abstractNumId w:val="10"/>
   </w:num>
 </w:numbering>
 </file>

--- a/line-edit-packets/Chapter_8_Memory_Line_Edit.docx
+++ b/line-edit-packets/Chapter_8_Memory_Line_Edit.docx
@@ -1008,7 +1008,15 @@
         <w:t>The simplification:</w:t>
       </w:r>
       <w:r>
-        <w:t xml:space="preserve"> what gets left out is the central executive itself. Working memory's executive component does real cognitive work — it decides what is currently relevant, suppresses information that would interfere, and allocates limited attentional resources toward the parts of the held information that matter most for the task at hand. A context window has no equivalent. While attention mechanisms in modern language models do weight different parts of the context non-uniformly, there is no goal-directed executive deciding what is currently important, suppressing what would interfere, or actively protecting a task-relevant priority against competing information the way the central executive </w:t>
+        <w:t xml:space="preserve"> what gets left out is the central executive itself. Working memory's executive component does </w:t>
+      </w:r>
+      <w:del w:id="100" w:author="Jon Oxford" w:date="2026-07-22T14:00:00Z" w16du:dateUtc="2026-07-22T19:00:00Z">
+        <w:r>
+          <w:delText xml:space="preserve">real </w:delText>
+        </w:r>
+      </w:del>
+      <w:r>
+        <w:t xml:space="preserve">cognitive work — it decides what is currently relevant, suppresses information that would interfere, and allocates limited attentional resources toward the parts of the held information that matter most for the task at hand. A context window has no equivalent. While attention mechanisms in modern language models do weight different parts of the context non-uniformly, there is no goal-directed executive deciding what is currently important, suppressing what would interfere, or actively protecting a task-relevant priority against competing information the way the central executive </w:t>
       </w:r>
       <w:r>
         <w:lastRenderedPageBreak/>
@@ -4623,7 +4631,7 @@
       <w:r>
         <w:rPr>
           <w:lang w:val="fr-CA"/>
-          <w:rPrChange w:id="100" w:author="Jon Oxford" w:date="2026-07-22T13:50:00Z" w16du:dateUtc="2026-07-22T18:50:00Z">
+          <w:rPrChange w:id="101" w:author="Jon Oxford" w:date="2026-07-22T13:50:00Z" w16du:dateUtc="2026-07-22T18:50:00Z">
             <w:rPr/>
           </w:rPrChange>
         </w:rPr>
